--- a/Science Books/QED Course/Lesson 55 Electron-Positron Annihilation.docx
+++ b/Science Books/QED Course/Lesson 55 Electron-Positron Annihilation.docx
@@ -58,7 +58,7 @@
     </w:p>
     <w:p>
       <w:pPr>
-        <w:pStyle w:val="Heading1"/>
+        <w:pStyle w:val="Heading2"/>
       </w:pPr>
       <w:r>
         <w:t>How to use this lesson</w:t>
@@ -71,7 +71,7 @@
     </w:p>
     <w:p>
       <w:pPr>
-        <w:pStyle w:val="Heading2"/>
+        <w:pStyle w:val="Heading3"/>
       </w:pPr>
       <w:r>
         <w:t>Learning objectives</w:t>
@@ -135,7 +135,7 @@
     </w:p>
     <w:p>
       <w:pPr>
-        <w:pStyle w:val="Heading2"/>
+        <w:pStyle w:val="Heading3"/>
       </w:pPr>
       <w:r>
         <w:t>Notation and conventions</w:t>
@@ -351,7 +351,7 @@
     </w:tbl>
     <w:p>
       <w:pPr>
-        <w:pStyle w:val="Heading1"/>
+        <w:pStyle w:val="Heading2"/>
       </w:pPr>
       <w:r>
         <w:t>1 The process and its two diagrams</w:t>
@@ -359,7 +359,44 @@
     </w:p>
     <w:p>
       <w:pPr>
-        <w:pStyle w:val="Heading2"/>
+        <w:spacing w:before="160" w:after="160"/>
+        <w:jc w:val="center"/>
+      </w:pPr>
+      <w:r>
+        <w:rPr>
+          <w:rFonts w:ascii="Consolas" w:hAnsi="Consolas" w:cs="Consolas" w:eastAsia="Consolas"/>
+          <w:sz w:val="20"/>
+        </w:rPr>
+        <w:t>e^{-}(p1) ----*----------------*---- e^{+}(p2)     e^{-}(p1) ----*----------------*---- e^{+}(p2)</w:t>
+      </w:r>
+      <w:r>
+        <w:rPr>
+          <w:rFonts w:ascii="Consolas" w:hAnsi="Consolas" w:cs="Consolas" w:eastAsia="Consolas"/>
+          <w:sz w:val="20"/>
+        </w:rPr>
+        <w:br/>
+        <w:t xml:space="preserve">              |                |                                 |                |</w:t>
+      </w:r>
+      <w:r>
+        <w:rPr>
+          <w:rFonts w:ascii="Consolas" w:hAnsi="Consolas" w:cs="Consolas" w:eastAsia="Consolas"/>
+          <w:sz w:val="20"/>
+        </w:rPr>
+        <w:br/>
+        <w:t xml:space="preserve">             γ(k1)            γ(k2)                             γ(k2)            γ(k1)</w:t>
+      </w:r>
+      <w:r>
+        <w:rPr>
+          <w:rFonts w:ascii="Consolas" w:hAnsi="Consolas" w:cs="Consolas" w:eastAsia="Consolas"/>
+          <w:sz w:val="20"/>
+        </w:rPr>
+        <w:br/>
+        <w:t xml:space="preserve">                diagram A, t-channel                               diagram B, u-channel</w:t>
+      </w:r>
+    </w:p>
+    <w:p>
+      <w:pPr>
+        <w:pStyle w:val="Heading3"/>
       </w:pPr>
       <w:r>
         <w:t>1.1 The Wick contraction</w:t>
@@ -372,7 +409,7 @@
     </w:p>
     <w:p>
       <w:pPr>
-        <w:pStyle w:val="Heading2"/>
+        <w:pStyle w:val="Heading3"/>
       </w:pPr>
       <w:r>
         <w:t>1.2 A plus sign, not a minus</w:t>
@@ -385,7 +422,7 @@
     </w:p>
     <w:p>
       <w:pPr>
-        <w:pStyle w:val="Heading2"/>
+        <w:pStyle w:val="Heading3"/>
       </w:pPr>
       <w:r>
         <w:t>1.3 The two amplitudes</w:t>
@@ -404,8 +441,221 @@
       <m:oMathPara>
         <m:oMath>
           <m:r>
-            <m:t xml:space="preserve">i ℳ_A = (ie)² , v̄(p₂) γ^β [ i(q̸_A+m)/(q_A²−m²+iε) ] γ^α u(p₁) , ε_α(k₁) ε_β(k₂)</m:t>
+            <m:t xml:space="preserve">i</m:t>
           </m:r>
+          <m:sSub>
+            <m:e>
+              <m:r>
+                <m:t xml:space="preserve">ℳ</m:t>
+              </m:r>
+            </m:e>
+            <m:sub>
+              <m:r>
+                <m:t xml:space="preserve">A</m:t>
+              </m:r>
+            </m:sub>
+          </m:sSub>
+          <m:r>
+            <m:t xml:space="preserve">=</m:t>
+          </m:r>
+          <m:sSup>
+            <m:e>
+              <m:r>
+                <m:t xml:space="preserve">ie</m:t>
+              </m:r>
+            </m:e>
+            <m:sup>
+              <m:r>
+                <m:t xml:space="preserve">2</m:t>
+              </m:r>
+            </m:sup>
+          </m:sSup>
+          <m:r>
+            <m:t xml:space="preserve">,</m:t>
+          </m:r>
+          <m:r>
+            <m:t xml:space="preserve">v̄</m:t>
+          </m:r>
+          <m:sSub>
+            <m:e>
+              <m:r>
+                <m:t xml:space="preserve">p</m:t>
+              </m:r>
+            </m:e>
+            <m:sub>
+              <m:r>
+                <m:t xml:space="preserve">2</m:t>
+              </m:r>
+            </m:sub>
+          </m:sSub>
+          <m:sSup>
+            <m:e>
+              <m:r>
+                <m:t xml:space="preserve">γ</m:t>
+              </m:r>
+            </m:e>
+            <m:sup>
+              <m:r>
+                <m:t xml:space="preserve">β</m:t>
+              </m:r>
+            </m:sup>
+          </m:sSup>
+          <m:r>
+            <m:t xml:space="preserve">[</m:t>
+          </m:r>
+          <m:r>
+            <m:t xml:space="preserve">i</m:t>
+          </m:r>
+          <m:f>
+            <m:num>
+              <m:sSub>
+                <m:e>
+                  <m:acc>
+                    <m:accPr>
+                      <m:chr m:val="/"/>
+                    </m:accPr>
+                    <m:e>
+                      <m:r>
+                        <m:t xml:space="preserve">q</m:t>
+                      </m:r>
+                    </m:e>
+                  </m:acc>
+                </m:e>
+                <m:sub>
+                  <m:r>
+                    <m:t xml:space="preserve">A</m:t>
+                  </m:r>
+                </m:sub>
+              </m:sSub>
+              <m:r>
+                <m:t xml:space="preserve">+</m:t>
+              </m:r>
+              <m:r>
+                <m:t xml:space="preserve">m</m:t>
+              </m:r>
+            </m:num>
+            <m:den>
+              <m:sSubSup>
+                <m:e>
+                  <m:r>
+                    <m:t xml:space="preserve">q</m:t>
+                  </m:r>
+                </m:e>
+                <m:sub>
+                  <m:r>
+                    <m:t xml:space="preserve">A</m:t>
+                  </m:r>
+                </m:sub>
+                <m:sup>
+                  <m:r>
+                    <m:t xml:space="preserve">2</m:t>
+                  </m:r>
+                </m:sup>
+              </m:sSubSup>
+              <m:r>
+                <m:t xml:space="preserve">−</m:t>
+              </m:r>
+              <m:sSup>
+                <m:e>
+                  <m:r>
+                    <m:t xml:space="preserve">m</m:t>
+                  </m:r>
+                </m:e>
+                <m:sup>
+                  <m:r>
+                    <m:t xml:space="preserve">2</m:t>
+                  </m:r>
+                </m:sup>
+              </m:sSup>
+              <m:r>
+                <m:t xml:space="preserve">+</m:t>
+              </m:r>
+              <m:r>
+                <m:t xml:space="preserve">iε</m:t>
+              </m:r>
+            </m:den>
+          </m:f>
+          <m:r>
+            <m:t xml:space="preserve">]</m:t>
+          </m:r>
+          <m:sSup>
+            <m:e>
+              <m:r>
+                <m:t xml:space="preserve">γ</m:t>
+              </m:r>
+            </m:e>
+            <m:sup>
+              <m:r>
+                <m:t xml:space="preserve">α</m:t>
+              </m:r>
+            </m:sup>
+          </m:sSup>
+          <m:r>
+            <m:t xml:space="preserve">u</m:t>
+          </m:r>
+          <m:sSub>
+            <m:e>
+              <m:r>
+                <m:t xml:space="preserve">p</m:t>
+              </m:r>
+            </m:e>
+            <m:sub>
+              <m:r>
+                <m:t xml:space="preserve">1</m:t>
+              </m:r>
+            </m:sub>
+          </m:sSub>
+          <m:r>
+            <m:t xml:space="preserve">,</m:t>
+          </m:r>
+          <m:sSub>
+            <m:e>
+              <m:r>
+                <m:t xml:space="preserve">ε</m:t>
+              </m:r>
+            </m:e>
+            <m:sub>
+              <m:r>
+                <m:t xml:space="preserve">α</m:t>
+              </m:r>
+            </m:sub>
+          </m:sSub>
+          <m:sSub>
+            <m:e>
+              <m:r>
+                <m:t xml:space="preserve">k</m:t>
+              </m:r>
+            </m:e>
+            <m:sub>
+              <m:r>
+                <m:t xml:space="preserve">1</m:t>
+              </m:r>
+            </m:sub>
+          </m:sSub>
+          <m:sSub>
+            <m:e>
+              <m:r>
+                <m:t xml:space="preserve">ε</m:t>
+              </m:r>
+            </m:e>
+            <m:sub>
+              <m:r>
+                <m:t xml:space="preserve">β</m:t>
+              </m:r>
+            </m:sub>
+          </m:sSub>
+          <m:sSub>
+            <m:e>
+              <m:r>
+                <m:t xml:space="preserve">k</m:t>
+              </m:r>
+            </m:e>
+            <m:sub>
+              <m:r>
+                <m:t xml:space="preserve">2</m:t>
+              </m:r>
+            </m:sub>
+          </m:sSub>
         </m:oMath>
       </m:oMathPara>
     </w:p>
@@ -417,8 +667,221 @@
       <m:oMathPara>
         <m:oMath>
           <m:r>
-            <m:t xml:space="preserve">i ℳ_B = (ie)² , v̄(p₂) γ^α [ i(q̸_B+m)/(q_B²−m²+iε) ] γ^β u(p₁) , ε_α(k₁) ε_β(k₂)</m:t>
+            <m:t xml:space="preserve">i</m:t>
           </m:r>
+          <m:sSub>
+            <m:e>
+              <m:r>
+                <m:t xml:space="preserve">ℳ</m:t>
+              </m:r>
+            </m:e>
+            <m:sub>
+              <m:r>
+                <m:t xml:space="preserve">B</m:t>
+              </m:r>
+            </m:sub>
+          </m:sSub>
+          <m:r>
+            <m:t xml:space="preserve">=</m:t>
+          </m:r>
+          <m:sSup>
+            <m:e>
+              <m:r>
+                <m:t xml:space="preserve">ie</m:t>
+              </m:r>
+            </m:e>
+            <m:sup>
+              <m:r>
+                <m:t xml:space="preserve">2</m:t>
+              </m:r>
+            </m:sup>
+          </m:sSup>
+          <m:r>
+            <m:t xml:space="preserve">,</m:t>
+          </m:r>
+          <m:r>
+            <m:t xml:space="preserve">v̄</m:t>
+          </m:r>
+          <m:sSub>
+            <m:e>
+              <m:r>
+                <m:t xml:space="preserve">p</m:t>
+              </m:r>
+            </m:e>
+            <m:sub>
+              <m:r>
+                <m:t xml:space="preserve">2</m:t>
+              </m:r>
+            </m:sub>
+          </m:sSub>
+          <m:sSup>
+            <m:e>
+              <m:r>
+                <m:t xml:space="preserve">γ</m:t>
+              </m:r>
+            </m:e>
+            <m:sup>
+              <m:r>
+                <m:t xml:space="preserve">α</m:t>
+              </m:r>
+            </m:sup>
+          </m:sSup>
+          <m:r>
+            <m:t xml:space="preserve">[</m:t>
+          </m:r>
+          <m:r>
+            <m:t xml:space="preserve">i</m:t>
+          </m:r>
+          <m:f>
+            <m:num>
+              <m:sSub>
+                <m:e>
+                  <m:acc>
+                    <m:accPr>
+                      <m:chr m:val="/"/>
+                    </m:accPr>
+                    <m:e>
+                      <m:r>
+                        <m:t xml:space="preserve">q</m:t>
+                      </m:r>
+                    </m:e>
+                  </m:acc>
+                </m:e>
+                <m:sub>
+                  <m:r>
+                    <m:t xml:space="preserve">B</m:t>
+                  </m:r>
+                </m:sub>
+              </m:sSub>
+              <m:r>
+                <m:t xml:space="preserve">+</m:t>
+              </m:r>
+              <m:r>
+                <m:t xml:space="preserve">m</m:t>
+              </m:r>
+            </m:num>
+            <m:den>
+              <m:sSubSup>
+                <m:e>
+                  <m:r>
+                    <m:t xml:space="preserve">q</m:t>
+                  </m:r>
+                </m:e>
+                <m:sub>
+                  <m:r>
+                    <m:t xml:space="preserve">B</m:t>
+                  </m:r>
+                </m:sub>
+                <m:sup>
+                  <m:r>
+                    <m:t xml:space="preserve">2</m:t>
+                  </m:r>
+                </m:sup>
+              </m:sSubSup>
+              <m:r>
+                <m:t xml:space="preserve">−</m:t>
+              </m:r>
+              <m:sSup>
+                <m:e>
+                  <m:r>
+                    <m:t xml:space="preserve">m</m:t>
+                  </m:r>
+                </m:e>
+                <m:sup>
+                  <m:r>
+                    <m:t xml:space="preserve">2</m:t>
+                  </m:r>
+                </m:sup>
+              </m:sSup>
+              <m:r>
+                <m:t xml:space="preserve">+</m:t>
+              </m:r>
+              <m:r>
+                <m:t xml:space="preserve">iε</m:t>
+              </m:r>
+            </m:den>
+          </m:f>
+          <m:r>
+            <m:t xml:space="preserve">]</m:t>
+          </m:r>
+          <m:sSup>
+            <m:e>
+              <m:r>
+                <m:t xml:space="preserve">γ</m:t>
+              </m:r>
+            </m:e>
+            <m:sup>
+              <m:r>
+                <m:t xml:space="preserve">β</m:t>
+              </m:r>
+            </m:sup>
+          </m:sSup>
+          <m:r>
+            <m:t xml:space="preserve">u</m:t>
+          </m:r>
+          <m:sSub>
+            <m:e>
+              <m:r>
+                <m:t xml:space="preserve">p</m:t>
+              </m:r>
+            </m:e>
+            <m:sub>
+              <m:r>
+                <m:t xml:space="preserve">1</m:t>
+              </m:r>
+            </m:sub>
+          </m:sSub>
+          <m:r>
+            <m:t xml:space="preserve">,</m:t>
+          </m:r>
+          <m:sSub>
+            <m:e>
+              <m:r>
+                <m:t xml:space="preserve">ε</m:t>
+              </m:r>
+            </m:e>
+            <m:sub>
+              <m:r>
+                <m:t xml:space="preserve">α</m:t>
+              </m:r>
+            </m:sub>
+          </m:sSub>
+          <m:sSub>
+            <m:e>
+              <m:r>
+                <m:t xml:space="preserve">k</m:t>
+              </m:r>
+            </m:e>
+            <m:sub>
+              <m:r>
+                <m:t xml:space="preserve">1</m:t>
+              </m:r>
+            </m:sub>
+          </m:sSub>
+          <m:sSub>
+            <m:e>
+              <m:r>
+                <m:t xml:space="preserve">ε</m:t>
+              </m:r>
+            </m:e>
+            <m:sub>
+              <m:r>
+                <m:t xml:space="preserve">β</m:t>
+              </m:r>
+            </m:sub>
+          </m:sSub>
+          <m:sSub>
+            <m:e>
+              <m:r>
+                <m:t xml:space="preserve">k</m:t>
+              </m:r>
+            </m:e>
+            <m:sub>
+              <m:r>
+                <m:t xml:space="preserve">2</m:t>
+              </m:r>
+            </m:sub>
+          </m:sSub>
         </m:oMath>
       </m:oMathPara>
     </w:p>
@@ -430,16 +893,47 @@
       <m:oMathPara>
         <m:oMath>
           <m:r>
-            <m:t xml:space="preserve">ℳ = ℳ_A + ℳ_B</m:t>
+            <m:t xml:space="preserve">ℳ</m:t>
           </m:r>
+          <m:r>
+            <m:t xml:space="preserve">=</m:t>
+          </m:r>
+          <m:sSub>
+            <m:e>
+              <m:r>
+                <m:t xml:space="preserve">ℳ</m:t>
+              </m:r>
+            </m:e>
+            <m:sub>
+              <m:r>
+                <m:t xml:space="preserve">A</m:t>
+              </m:r>
+            </m:sub>
+          </m:sSub>
+          <m:r>
+            <m:t xml:space="preserve">+</m:t>
+          </m:r>
+          <m:sSub>
+            <m:e>
+              <m:r>
+                <m:t xml:space="preserve">ℳ</m:t>
+              </m:r>
+            </m:e>
+            <m:sub>
+              <m:r>
+                <m:t xml:space="preserve">B</m:t>
+              </m:r>
+            </m:sub>
+          </m:sSub>
         </m:oMath>
       </m:oMathPara>
     </w:p>
     <w:p>
-      <w:pPr>
-        <w:pStyle w:val="Heading3"/>
-      </w:pPr>
       <w:r>
+        <w:rPr>
+          <w:b/>
+          <w:i/>
+        </w:rPr>
         <w:t>Worked example 1</w:t>
       </w:r>
     </w:p>
@@ -450,7 +944,7 @@
     </w:p>
     <w:p>
       <w:pPr>
-        <w:pStyle w:val="Heading1"/>
+        <w:pStyle w:val="Heading2"/>
       </w:pPr>
       <w:r>
         <w:t>2 Squaring and summing</w:t>
@@ -458,7 +952,7 @@
     </w:p>
     <w:p>
       <w:pPr>
-        <w:pStyle w:val="Heading2"/>
+        <w:pStyle w:val="Heading3"/>
       </w:pPr>
       <w:r>
         <w:t>2.1 Spin and polarization sums</w:t>
@@ -471,7 +965,7 @@
     </w:p>
     <w:p>
       <w:pPr>
-        <w:pStyle w:val="Heading2"/>
+        <w:pStyle w:val="Heading3"/>
       </w:pPr>
       <w:r>
         <w:t>2.2 The three traces</w:t>
@@ -484,8 +978,177 @@
       </w:pPr>
       <m:oMathPara>
         <m:oMath>
+          <m:sSub>
+            <m:e>
+              <m:r>
+                <m:t xml:space="preserve">T</m:t>
+              </m:r>
+            </m:e>
+            <m:sub>
+              <m:r>
+                <m:t xml:space="preserve">AA</m:t>
+              </m:r>
+            </m:sub>
+          </m:sSub>
           <m:r>
-            <m:t xml:space="preserve">T_(AA) = Tr[ γ^β(q̸_A+m)γ^α(p̸₁+m)γ_α(q̸_A+m)γ_β(p̸₂−m) ]</m:t>
+            <m:t xml:space="preserve">=</m:t>
+          </m:r>
+          <m:r>
+            <m:t xml:space="preserve">Tr</m:t>
+          </m:r>
+          <m:r>
+            <m:t xml:space="preserve">[</m:t>
+          </m:r>
+          <m:sSup>
+            <m:e>
+              <m:r>
+                <m:t xml:space="preserve">γ</m:t>
+              </m:r>
+            </m:e>
+            <m:sup>
+              <m:r>
+                <m:t xml:space="preserve">β</m:t>
+              </m:r>
+            </m:sup>
+          </m:sSup>
+          <m:sSub>
+            <m:e>
+              <m:acc>
+                <m:accPr>
+                  <m:chr m:val="/"/>
+                </m:accPr>
+                <m:e>
+                  <m:r>
+                    <m:t xml:space="preserve">q</m:t>
+                  </m:r>
+                </m:e>
+              </m:acc>
+            </m:e>
+            <m:sub>
+              <m:r>
+                <m:t xml:space="preserve">A</m:t>
+              </m:r>
+            </m:sub>
+          </m:sSub>
+          <m:r>
+            <m:t xml:space="preserve">+</m:t>
+          </m:r>
+          <m:r>
+            <m:t xml:space="preserve">m</m:t>
+          </m:r>
+          <m:sSup>
+            <m:e>
+              <m:r>
+                <m:t xml:space="preserve">γ</m:t>
+              </m:r>
+            </m:e>
+            <m:sup>
+              <m:r>
+                <m:t xml:space="preserve">α</m:t>
+              </m:r>
+            </m:sup>
+          </m:sSup>
+          <m:sSub>
+            <m:e>
+              <m:acc>
+                <m:accPr>
+                  <m:chr m:val="/"/>
+                </m:accPr>
+                <m:e>
+                  <m:r>
+                    <m:t xml:space="preserve">p</m:t>
+                  </m:r>
+                </m:e>
+              </m:acc>
+            </m:e>
+            <m:sub>
+              <m:r>
+                <m:t xml:space="preserve">1</m:t>
+              </m:r>
+            </m:sub>
+          </m:sSub>
+          <m:r>
+            <m:t xml:space="preserve">+</m:t>
+          </m:r>
+          <m:r>
+            <m:t xml:space="preserve">m</m:t>
+          </m:r>
+          <m:sSub>
+            <m:e>
+              <m:r>
+                <m:t xml:space="preserve">γ</m:t>
+              </m:r>
+            </m:e>
+            <m:sub>
+              <m:r>
+                <m:t xml:space="preserve">α</m:t>
+              </m:r>
+            </m:sub>
+          </m:sSub>
+          <m:sSub>
+            <m:e>
+              <m:acc>
+                <m:accPr>
+                  <m:chr m:val="/"/>
+                </m:accPr>
+                <m:e>
+                  <m:r>
+                    <m:t xml:space="preserve">q</m:t>
+                  </m:r>
+                </m:e>
+              </m:acc>
+            </m:e>
+            <m:sub>
+              <m:r>
+                <m:t xml:space="preserve">A</m:t>
+              </m:r>
+            </m:sub>
+          </m:sSub>
+          <m:r>
+            <m:t xml:space="preserve">+</m:t>
+          </m:r>
+          <m:r>
+            <m:t xml:space="preserve">m</m:t>
+          </m:r>
+          <m:sSub>
+            <m:e>
+              <m:r>
+                <m:t xml:space="preserve">γ</m:t>
+              </m:r>
+            </m:e>
+            <m:sub>
+              <m:r>
+                <m:t xml:space="preserve">β</m:t>
+              </m:r>
+            </m:sub>
+          </m:sSub>
+          <m:sSub>
+            <m:e>
+              <m:acc>
+                <m:accPr>
+                  <m:chr m:val="/"/>
+                </m:accPr>
+                <m:e>
+                  <m:r>
+                    <m:t xml:space="preserve">p</m:t>
+                  </m:r>
+                </m:e>
+              </m:acc>
+            </m:e>
+            <m:sub>
+              <m:r>
+                <m:t xml:space="preserve">2</m:t>
+              </m:r>
+            </m:sub>
+          </m:sSub>
+          <m:r>
+            <m:t xml:space="preserve">−</m:t>
+          </m:r>
+          <m:r>
+            <m:t xml:space="preserve">m</m:t>
+          </m:r>
+          <m:r>
+            <m:t xml:space="preserve">]</m:t>
           </m:r>
         </m:oMath>
       </m:oMathPara>
@@ -497,8 +1160,177 @@
       </w:pPr>
       <m:oMathPara>
         <m:oMath>
+          <m:sSub>
+            <m:e>
+              <m:r>
+                <m:t xml:space="preserve">T</m:t>
+              </m:r>
+            </m:e>
+            <m:sub>
+              <m:r>
+                <m:t xml:space="preserve">BB</m:t>
+              </m:r>
+            </m:sub>
+          </m:sSub>
           <m:r>
-            <m:t xml:space="preserve">T_(BB) = Tr[ γ^α(q̸_B+m)γ^β(p̸₁+m)γ_β(q̸_B+m)γ_α(p̸₂−m) ]</m:t>
+            <m:t xml:space="preserve">=</m:t>
+          </m:r>
+          <m:r>
+            <m:t xml:space="preserve">Tr</m:t>
+          </m:r>
+          <m:r>
+            <m:t xml:space="preserve">[</m:t>
+          </m:r>
+          <m:sSup>
+            <m:e>
+              <m:r>
+                <m:t xml:space="preserve">γ</m:t>
+              </m:r>
+            </m:e>
+            <m:sup>
+              <m:r>
+                <m:t xml:space="preserve">α</m:t>
+              </m:r>
+            </m:sup>
+          </m:sSup>
+          <m:sSub>
+            <m:e>
+              <m:acc>
+                <m:accPr>
+                  <m:chr m:val="/"/>
+                </m:accPr>
+                <m:e>
+                  <m:r>
+                    <m:t xml:space="preserve">q</m:t>
+                  </m:r>
+                </m:e>
+              </m:acc>
+            </m:e>
+            <m:sub>
+              <m:r>
+                <m:t xml:space="preserve">B</m:t>
+              </m:r>
+            </m:sub>
+          </m:sSub>
+          <m:r>
+            <m:t xml:space="preserve">+</m:t>
+          </m:r>
+          <m:r>
+            <m:t xml:space="preserve">m</m:t>
+          </m:r>
+          <m:sSup>
+            <m:e>
+              <m:r>
+                <m:t xml:space="preserve">γ</m:t>
+              </m:r>
+            </m:e>
+            <m:sup>
+              <m:r>
+                <m:t xml:space="preserve">β</m:t>
+              </m:r>
+            </m:sup>
+          </m:sSup>
+          <m:sSub>
+            <m:e>
+              <m:acc>
+                <m:accPr>
+                  <m:chr m:val="/"/>
+                </m:accPr>
+                <m:e>
+                  <m:r>
+                    <m:t xml:space="preserve">p</m:t>
+                  </m:r>
+                </m:e>
+              </m:acc>
+            </m:e>
+            <m:sub>
+              <m:r>
+                <m:t xml:space="preserve">1</m:t>
+              </m:r>
+            </m:sub>
+          </m:sSub>
+          <m:r>
+            <m:t xml:space="preserve">+</m:t>
+          </m:r>
+          <m:r>
+            <m:t xml:space="preserve">m</m:t>
+          </m:r>
+          <m:sSub>
+            <m:e>
+              <m:r>
+                <m:t xml:space="preserve">γ</m:t>
+              </m:r>
+            </m:e>
+            <m:sub>
+              <m:r>
+                <m:t xml:space="preserve">β</m:t>
+              </m:r>
+            </m:sub>
+          </m:sSub>
+          <m:sSub>
+            <m:e>
+              <m:acc>
+                <m:accPr>
+                  <m:chr m:val="/"/>
+                </m:accPr>
+                <m:e>
+                  <m:r>
+                    <m:t xml:space="preserve">q</m:t>
+                  </m:r>
+                </m:e>
+              </m:acc>
+            </m:e>
+            <m:sub>
+              <m:r>
+                <m:t xml:space="preserve">B</m:t>
+              </m:r>
+            </m:sub>
+          </m:sSub>
+          <m:r>
+            <m:t xml:space="preserve">+</m:t>
+          </m:r>
+          <m:r>
+            <m:t xml:space="preserve">m</m:t>
+          </m:r>
+          <m:sSub>
+            <m:e>
+              <m:r>
+                <m:t xml:space="preserve">γ</m:t>
+              </m:r>
+            </m:e>
+            <m:sub>
+              <m:r>
+                <m:t xml:space="preserve">α</m:t>
+              </m:r>
+            </m:sub>
+          </m:sSub>
+          <m:sSub>
+            <m:e>
+              <m:acc>
+                <m:accPr>
+                  <m:chr m:val="/"/>
+                </m:accPr>
+                <m:e>
+                  <m:r>
+                    <m:t xml:space="preserve">p</m:t>
+                  </m:r>
+                </m:e>
+              </m:acc>
+            </m:e>
+            <m:sub>
+              <m:r>
+                <m:t xml:space="preserve">2</m:t>
+              </m:r>
+            </m:sub>
+          </m:sSub>
+          <m:r>
+            <m:t xml:space="preserve">−</m:t>
+          </m:r>
+          <m:r>
+            <m:t xml:space="preserve">m</m:t>
+          </m:r>
+          <m:r>
+            <m:t xml:space="preserve">]</m:t>
           </m:r>
         </m:oMath>
       </m:oMathPara>
@@ -510,8 +1342,177 @@
       </w:pPr>
       <m:oMathPara>
         <m:oMath>
+          <m:sSub>
+            <m:e>
+              <m:r>
+                <m:t xml:space="preserve">T</m:t>
+              </m:r>
+            </m:e>
+            <m:sub>
+              <m:r>
+                <m:t xml:space="preserve">AB</m:t>
+              </m:r>
+            </m:sub>
+          </m:sSub>
           <m:r>
-            <m:t xml:space="preserve">T_(AB) = Tr[ γ^β(q̸_A+m)γ^α(p̸₁+m)γ_α(q̸_B+m)γ_β(p̸₂−m) ]</m:t>
+            <m:t xml:space="preserve">=</m:t>
+          </m:r>
+          <m:r>
+            <m:t xml:space="preserve">Tr</m:t>
+          </m:r>
+          <m:r>
+            <m:t xml:space="preserve">[</m:t>
+          </m:r>
+          <m:sSup>
+            <m:e>
+              <m:r>
+                <m:t xml:space="preserve">γ</m:t>
+              </m:r>
+            </m:e>
+            <m:sup>
+              <m:r>
+                <m:t xml:space="preserve">β</m:t>
+              </m:r>
+            </m:sup>
+          </m:sSup>
+          <m:sSub>
+            <m:e>
+              <m:acc>
+                <m:accPr>
+                  <m:chr m:val="/"/>
+                </m:accPr>
+                <m:e>
+                  <m:r>
+                    <m:t xml:space="preserve">q</m:t>
+                  </m:r>
+                </m:e>
+              </m:acc>
+            </m:e>
+            <m:sub>
+              <m:r>
+                <m:t xml:space="preserve">A</m:t>
+              </m:r>
+            </m:sub>
+          </m:sSub>
+          <m:r>
+            <m:t xml:space="preserve">+</m:t>
+          </m:r>
+          <m:r>
+            <m:t xml:space="preserve">m</m:t>
+          </m:r>
+          <m:sSup>
+            <m:e>
+              <m:r>
+                <m:t xml:space="preserve">γ</m:t>
+              </m:r>
+            </m:e>
+            <m:sup>
+              <m:r>
+                <m:t xml:space="preserve">α</m:t>
+              </m:r>
+            </m:sup>
+          </m:sSup>
+          <m:sSub>
+            <m:e>
+              <m:acc>
+                <m:accPr>
+                  <m:chr m:val="/"/>
+                </m:accPr>
+                <m:e>
+                  <m:r>
+                    <m:t xml:space="preserve">p</m:t>
+                  </m:r>
+                </m:e>
+              </m:acc>
+            </m:e>
+            <m:sub>
+              <m:r>
+                <m:t xml:space="preserve">1</m:t>
+              </m:r>
+            </m:sub>
+          </m:sSub>
+          <m:r>
+            <m:t xml:space="preserve">+</m:t>
+          </m:r>
+          <m:r>
+            <m:t xml:space="preserve">m</m:t>
+          </m:r>
+          <m:sSub>
+            <m:e>
+              <m:r>
+                <m:t xml:space="preserve">γ</m:t>
+              </m:r>
+            </m:e>
+            <m:sub>
+              <m:r>
+                <m:t xml:space="preserve">α</m:t>
+              </m:r>
+            </m:sub>
+          </m:sSub>
+          <m:sSub>
+            <m:e>
+              <m:acc>
+                <m:accPr>
+                  <m:chr m:val="/"/>
+                </m:accPr>
+                <m:e>
+                  <m:r>
+                    <m:t xml:space="preserve">q</m:t>
+                  </m:r>
+                </m:e>
+              </m:acc>
+            </m:e>
+            <m:sub>
+              <m:r>
+                <m:t xml:space="preserve">B</m:t>
+              </m:r>
+            </m:sub>
+          </m:sSub>
+          <m:r>
+            <m:t xml:space="preserve">+</m:t>
+          </m:r>
+          <m:r>
+            <m:t xml:space="preserve">m</m:t>
+          </m:r>
+          <m:sSub>
+            <m:e>
+              <m:r>
+                <m:t xml:space="preserve">γ</m:t>
+              </m:r>
+            </m:e>
+            <m:sub>
+              <m:r>
+                <m:t xml:space="preserve">β</m:t>
+              </m:r>
+            </m:sub>
+          </m:sSub>
+          <m:sSub>
+            <m:e>
+              <m:acc>
+                <m:accPr>
+                  <m:chr m:val="/"/>
+                </m:accPr>
+                <m:e>
+                  <m:r>
+                    <m:t xml:space="preserve">p</m:t>
+                  </m:r>
+                </m:e>
+              </m:acc>
+            </m:e>
+            <m:sub>
+              <m:r>
+                <m:t xml:space="preserve">2</m:t>
+              </m:r>
+            </m:sub>
+          </m:sSub>
+          <m:r>
+            <m:t xml:space="preserve">−</m:t>
+          </m:r>
+          <m:r>
+            <m:t xml:space="preserve">m</m:t>
+          </m:r>
+          <m:r>
+            <m:t xml:space="preserve">]</m:t>
           </m:r>
         </m:oMath>
       </m:oMathPara>
@@ -522,10 +1523,11 @@
       </w:r>
     </w:p>
     <w:p>
-      <w:pPr>
-        <w:pStyle w:val="Heading3"/>
-      </w:pPr>
       <w:r>
+        <w:rPr>
+          <w:b/>
+          <w:i/>
+        </w:rPr>
         <w:t>Worked example 2</w:t>
       </w:r>
     </w:p>
@@ -536,7 +1538,7 @@
     </w:p>
     <w:p>
       <w:pPr>
-        <w:pStyle w:val="Heading1"/>
+        <w:pStyle w:val="Heading2"/>
       </w:pPr>
       <w:r>
         <w:t>3 Reducing the direct trace</w:t>
@@ -544,7 +1546,7 @@
     </w:p>
     <w:p>
       <w:pPr>
-        <w:pStyle w:val="Heading2"/>
+        <w:pStyle w:val="Heading3"/>
       </w:pPr>
       <w:r>
         <w:t>3.1 The α-contraction</w:t>
@@ -562,8 +1564,85 @@
       </w:pPr>
       <m:oMathPara>
         <m:oMath>
+          <m:sSup>
+            <m:e>
+              <m:r>
+                <m:t xml:space="preserve">γ</m:t>
+              </m:r>
+            </m:e>
+            <m:sup>
+              <m:r>
+                <m:t xml:space="preserve">α</m:t>
+              </m:r>
+            </m:sup>
+          </m:sSup>
+          <m:sSub>
+            <m:e>
+              <m:acc>
+                <m:accPr>
+                  <m:chr m:val="/"/>
+                </m:accPr>
+                <m:e>
+                  <m:r>
+                    <m:t xml:space="preserve">p</m:t>
+                  </m:r>
+                </m:e>
+              </m:acc>
+            </m:e>
+            <m:sub>
+              <m:r>
+                <m:t xml:space="preserve">1</m:t>
+              </m:r>
+            </m:sub>
+          </m:sSub>
           <m:r>
-            <m:t xml:space="preserve">γ^α(p̸₁+m)γ_α = −2p̸₁ + 4m</m:t>
+            <m:t xml:space="preserve">+</m:t>
+          </m:r>
+          <m:r>
+            <m:t xml:space="preserve">m</m:t>
+          </m:r>
+          <m:sSub>
+            <m:e>
+              <m:r>
+                <m:t xml:space="preserve">γ</m:t>
+              </m:r>
+            </m:e>
+            <m:sub>
+              <m:r>
+                <m:t xml:space="preserve">α</m:t>
+              </m:r>
+            </m:sub>
+          </m:sSub>
+          <m:r>
+            <m:t xml:space="preserve">=</m:t>
+          </m:r>
+          <m:r>
+            <m:t xml:space="preserve">−</m:t>
+          </m:r>
+          <m:sSub>
+            <m:e>
+              <m:acc>
+                <m:accPr>
+                  <m:chr m:val="/"/>
+                </m:accPr>
+                <m:e>
+                  <m:r>
+                    <m:t xml:space="preserve">2p</m:t>
+                  </m:r>
+                </m:e>
+              </m:acc>
+            </m:e>
+            <m:sub>
+              <m:r>
+                <m:t xml:space="preserve">1</m:t>
+              </m:r>
+            </m:sub>
+          </m:sSub>
+          <m:r>
+            <m:t xml:space="preserve">+</m:t>
+          </m:r>
+          <m:r>
+            <m:t xml:space="preserve">4m</m:t>
           </m:r>
         </m:oMath>
       </m:oMathPara>
@@ -575,7 +1654,7 @@
     </w:p>
     <w:p>
       <w:pPr>
-        <w:pStyle w:val="Heading2"/>
+        <w:pStyle w:val="Heading3"/>
       </w:pPr>
       <w:r>
         <w:t>3.2 The massless result</w:t>
@@ -593,9 +1672,128 @@
       </w:pPr>
       <m:oMathPara>
         <m:oMath>
+          <m:sSub>
+            <m:e>
+              <m:r>
+                <m:t xml:space="preserve">T</m:t>
+              </m:r>
+            </m:e>
+            <m:sub>
+              <m:r>
+                <m:t xml:space="preserve">AA</m:t>
+              </m:r>
+            </m:sub>
+          </m:sSub>
           <m:r>
-            <m:t xml:space="preserve">T_(AA) = 32(q_A·p₁)(q_A·p₂) − 16 q_A²(p₁·p₂)</m:t>
+            <m:t xml:space="preserve">=</m:t>
           </m:r>
+          <m:r>
+            <m:t xml:space="preserve">32</m:t>
+          </m:r>
+          <m:sSub>
+            <m:e>
+              <m:r>
+                <m:t xml:space="preserve">q</m:t>
+              </m:r>
+            </m:e>
+            <m:sub>
+              <m:r>
+                <m:t xml:space="preserve">A</m:t>
+              </m:r>
+            </m:sub>
+          </m:sSub>
+          <m:r>
+            <m:t xml:space="preserve">·</m:t>
+          </m:r>
+          <m:sSub>
+            <m:e>
+              <m:r>
+                <m:t xml:space="preserve">p</m:t>
+              </m:r>
+            </m:e>
+            <m:sub>
+              <m:r>
+                <m:t xml:space="preserve">1</m:t>
+              </m:r>
+            </m:sub>
+          </m:sSub>
+          <m:sSub>
+            <m:e>
+              <m:r>
+                <m:t xml:space="preserve">q</m:t>
+              </m:r>
+            </m:e>
+            <m:sub>
+              <m:r>
+                <m:t xml:space="preserve">A</m:t>
+              </m:r>
+            </m:sub>
+          </m:sSub>
+          <m:r>
+            <m:t xml:space="preserve">·</m:t>
+          </m:r>
+          <m:sSub>
+            <m:e>
+              <m:r>
+                <m:t xml:space="preserve">p</m:t>
+              </m:r>
+            </m:e>
+            <m:sub>
+              <m:r>
+                <m:t xml:space="preserve">2</m:t>
+              </m:r>
+            </m:sub>
+          </m:sSub>
+          <m:r>
+            <m:t xml:space="preserve">−</m:t>
+          </m:r>
+          <m:r>
+            <m:t xml:space="preserve">16</m:t>
+          </m:r>
+          <m:sSubSup>
+            <m:e>
+              <m:r>
+                <m:t xml:space="preserve">q</m:t>
+              </m:r>
+            </m:e>
+            <m:sub>
+              <m:r>
+                <m:t xml:space="preserve">A</m:t>
+              </m:r>
+            </m:sub>
+            <m:sup>
+              <m:r>
+                <m:t xml:space="preserve">2</m:t>
+              </m:r>
+            </m:sup>
+          </m:sSubSup>
+          <m:sSub>
+            <m:e>
+              <m:r>
+                <m:t xml:space="preserve">p</m:t>
+              </m:r>
+            </m:e>
+            <m:sub>
+              <m:r>
+                <m:t xml:space="preserve">1</m:t>
+              </m:r>
+            </m:sub>
+          </m:sSub>
+          <m:r>
+            <m:t xml:space="preserve">·</m:t>
+          </m:r>
+          <m:sSub>
+            <m:e>
+              <m:r>
+                <m:t xml:space="preserve">p</m:t>
+              </m:r>
+            </m:e>
+            <m:sub>
+              <m:r>
+                <m:t xml:space="preserve">2</m:t>
+              </m:r>
+            </m:sub>
+          </m:sSub>
         </m:oMath>
       </m:oMathPara>
     </w:p>
@@ -611,8 +1809,116 @@
       </w:pPr>
       <m:oMathPara>
         <m:oMath>
+          <m:sSub>
+            <m:e>
+              <m:r>
+                <m:t xml:space="preserve">T</m:t>
+              </m:r>
+            </m:e>
+            <m:sub>
+              <m:r>
+                <m:t xml:space="preserve">AA</m:t>
+              </m:r>
+            </m:sub>
+          </m:sSub>
           <m:r>
-            <m:t xml:space="preserve">T_(AA) = 32(t/2)(−t/2) − 16t(s/2) = −8t² − 8ts = −8t(t+s) = 8tu</m:t>
+            <m:t xml:space="preserve">=</m:t>
+          </m:r>
+          <m:r>
+            <m:t xml:space="preserve">32</m:t>
+          </m:r>
+          <m:f>
+            <m:num>
+              <m:r>
+                <m:t xml:space="preserve">t</m:t>
+              </m:r>
+            </m:num>
+            <m:den>
+              <m:r>
+                <m:t xml:space="preserve">2</m:t>
+              </m:r>
+            </m:den>
+          </m:f>
+          <m:r>
+            <m:t xml:space="preserve">−</m:t>
+          </m:r>
+          <m:f>
+            <m:num>
+              <m:r>
+                <m:t xml:space="preserve">t</m:t>
+              </m:r>
+            </m:num>
+            <m:den>
+              <m:r>
+                <m:t xml:space="preserve">2</m:t>
+              </m:r>
+            </m:den>
+          </m:f>
+          <m:r>
+            <m:t xml:space="preserve">−</m:t>
+          </m:r>
+          <m:r>
+            <m:t xml:space="preserve">16t</m:t>
+          </m:r>
+          <m:f>
+            <m:num>
+              <m:r>
+                <m:t xml:space="preserve">s</m:t>
+              </m:r>
+            </m:num>
+            <m:den>
+              <m:r>
+                <m:t xml:space="preserve">2</m:t>
+              </m:r>
+            </m:den>
+          </m:f>
+          <m:r>
+            <m:t xml:space="preserve">=</m:t>
+          </m:r>
+          <m:r>
+            <m:t xml:space="preserve">−</m:t>
+          </m:r>
+          <m:sSup>
+            <m:e>
+              <m:r>
+                <m:t xml:space="preserve">8t</m:t>
+              </m:r>
+            </m:e>
+            <m:sup>
+              <m:r>
+                <m:t xml:space="preserve">2</m:t>
+              </m:r>
+            </m:sup>
+          </m:sSup>
+          <m:r>
+            <m:t xml:space="preserve">−</m:t>
+          </m:r>
+          <m:r>
+            <m:t xml:space="preserve">8ts</m:t>
+          </m:r>
+          <m:r>
+            <m:t xml:space="preserve">=</m:t>
+          </m:r>
+          <m:r>
+            <m:t xml:space="preserve">−</m:t>
+          </m:r>
+          <m:r>
+            <m:t xml:space="preserve">8t</m:t>
+          </m:r>
+          <m:r>
+            <m:t xml:space="preserve">t</m:t>
+          </m:r>
+          <m:r>
+            <m:t xml:space="preserve">+</m:t>
+          </m:r>
+          <m:r>
+            <m:t xml:space="preserve">s</m:t>
+          </m:r>
+          <m:r>
+            <m:t xml:space="preserve">=</m:t>
+          </m:r>
+          <m:r>
+            <m:t xml:space="preserve">8tu</m:t>
           </m:r>
         </m:oMath>
       </m:oMathPara>
@@ -623,10 +1929,11 @@
       </w:r>
     </w:p>
     <w:p>
-      <w:pPr>
-        <w:pStyle w:val="Heading3"/>
-      </w:pPr>
       <w:r>
+        <w:rPr>
+          <w:b/>
+          <w:i/>
+        </w:rPr>
         <w:t>Worked example 3</w:t>
       </w:r>
     </w:p>
@@ -637,7 +1944,7 @@
     </w:p>
     <w:p>
       <w:pPr>
-        <w:pStyle w:val="Heading1"/>
+        <w:pStyle w:val="Heading2"/>
       </w:pPr>
       <w:r>
         <w:t>4 The interference trace</w:t>
@@ -645,7 +1952,7 @@
     </w:p>
     <w:p>
       <w:pPr>
-        <w:pStyle w:val="Heading2"/>
+        <w:pStyle w:val="Heading3"/>
       </w:pPr>
       <w:r>
         <w:t>4.1 Setting up</w:t>
@@ -658,7 +1965,7 @@
     </w:p>
     <w:p>
       <w:pPr>
-        <w:pStyle w:val="Heading2"/>
+        <w:pStyle w:val="Heading3"/>
       </w:pPr>
       <w:r>
         <w:t>4.2 The massless result</w:t>
@@ -676,8 +1983,197 @@
       </w:pPr>
       <m:oMathPara>
         <m:oMath>
+          <m:sSub>
+            <m:e>
+              <m:r>
+                <m:t xml:space="preserve">T</m:t>
+              </m:r>
+            </m:e>
+            <m:sub>
+              <m:r>
+                <m:t xml:space="preserve">AB</m:t>
+              </m:r>
+            </m:sub>
+          </m:sSub>
           <m:r>
-            <m:t xml:space="preserve">T_(AB) = 16 [ (q_B·p₁)(q_A·p₂) − (q_A·q_B)(p₁·p₂) + (q_B·p₂)(q_A·p₁) ]</m:t>
+            <m:t xml:space="preserve">=</m:t>
+          </m:r>
+          <m:r>
+            <m:t xml:space="preserve">16</m:t>
+          </m:r>
+          <m:r>
+            <m:t xml:space="preserve">[</m:t>
+          </m:r>
+          <m:sSub>
+            <m:e>
+              <m:r>
+                <m:t xml:space="preserve">q</m:t>
+              </m:r>
+            </m:e>
+            <m:sub>
+              <m:r>
+                <m:t xml:space="preserve">B</m:t>
+              </m:r>
+            </m:sub>
+          </m:sSub>
+          <m:r>
+            <m:t xml:space="preserve">·</m:t>
+          </m:r>
+          <m:sSub>
+            <m:e>
+              <m:r>
+                <m:t xml:space="preserve">p</m:t>
+              </m:r>
+            </m:e>
+            <m:sub>
+              <m:r>
+                <m:t xml:space="preserve">1</m:t>
+              </m:r>
+            </m:sub>
+          </m:sSub>
+          <m:sSub>
+            <m:e>
+              <m:r>
+                <m:t xml:space="preserve">q</m:t>
+              </m:r>
+            </m:e>
+            <m:sub>
+              <m:r>
+                <m:t xml:space="preserve">A</m:t>
+              </m:r>
+            </m:sub>
+          </m:sSub>
+          <m:r>
+            <m:t xml:space="preserve">·</m:t>
+          </m:r>
+          <m:sSub>
+            <m:e>
+              <m:r>
+                <m:t xml:space="preserve">p</m:t>
+              </m:r>
+            </m:e>
+            <m:sub>
+              <m:r>
+                <m:t xml:space="preserve">2</m:t>
+              </m:r>
+            </m:sub>
+          </m:sSub>
+          <m:r>
+            <m:t xml:space="preserve">−</m:t>
+          </m:r>
+          <m:sSub>
+            <m:e>
+              <m:r>
+                <m:t xml:space="preserve">q</m:t>
+              </m:r>
+            </m:e>
+            <m:sub>
+              <m:r>
+                <m:t xml:space="preserve">A</m:t>
+              </m:r>
+            </m:sub>
+          </m:sSub>
+          <m:r>
+            <m:t xml:space="preserve">·</m:t>
+          </m:r>
+          <m:sSub>
+            <m:e>
+              <m:r>
+                <m:t xml:space="preserve">q</m:t>
+              </m:r>
+            </m:e>
+            <m:sub>
+              <m:r>
+                <m:t xml:space="preserve">B</m:t>
+              </m:r>
+            </m:sub>
+          </m:sSub>
+          <m:sSub>
+            <m:e>
+              <m:r>
+                <m:t xml:space="preserve">p</m:t>
+              </m:r>
+            </m:e>
+            <m:sub>
+              <m:r>
+                <m:t xml:space="preserve">1</m:t>
+              </m:r>
+            </m:sub>
+          </m:sSub>
+          <m:r>
+            <m:t xml:space="preserve">·</m:t>
+          </m:r>
+          <m:sSub>
+            <m:e>
+              <m:r>
+                <m:t xml:space="preserve">p</m:t>
+              </m:r>
+            </m:e>
+            <m:sub>
+              <m:r>
+                <m:t xml:space="preserve">2</m:t>
+              </m:r>
+            </m:sub>
+          </m:sSub>
+          <m:r>
+            <m:t xml:space="preserve">+</m:t>
+          </m:r>
+          <m:sSub>
+            <m:e>
+              <m:r>
+                <m:t xml:space="preserve">q</m:t>
+              </m:r>
+            </m:e>
+            <m:sub>
+              <m:r>
+                <m:t xml:space="preserve">B</m:t>
+              </m:r>
+            </m:sub>
+          </m:sSub>
+          <m:r>
+            <m:t xml:space="preserve">·</m:t>
+          </m:r>
+          <m:sSub>
+            <m:e>
+              <m:r>
+                <m:t xml:space="preserve">p</m:t>
+              </m:r>
+            </m:e>
+            <m:sub>
+              <m:r>
+                <m:t xml:space="preserve">2</m:t>
+              </m:r>
+            </m:sub>
+          </m:sSub>
+          <m:sSub>
+            <m:e>
+              <m:r>
+                <m:t xml:space="preserve">q</m:t>
+              </m:r>
+            </m:e>
+            <m:sub>
+              <m:r>
+                <m:t xml:space="preserve">A</m:t>
+              </m:r>
+            </m:sub>
+          </m:sSub>
+          <m:r>
+            <m:t xml:space="preserve">·</m:t>
+          </m:r>
+          <m:sSub>
+            <m:e>
+              <m:r>
+                <m:t xml:space="preserve">p</m:t>
+              </m:r>
+            </m:e>
+            <m:sub>
+              <m:r>
+                <m:t xml:space="preserve">1</m:t>
+              </m:r>
+            </m:sub>
+          </m:sSub>
+          <m:r>
+            <m:t xml:space="preserve">]</m:t>
           </m:r>
         </m:oMath>
       </m:oMathPara>
@@ -694,17 +2190,153 @@
       </w:pPr>
       <m:oMathPara>
         <m:oMath>
+          <m:sSub>
+            <m:e>
+              <m:r>
+                <m:t xml:space="preserve">T</m:t>
+              </m:r>
+            </m:e>
+            <m:sub>
+              <m:r>
+                <m:t xml:space="preserve">AB</m:t>
+              </m:r>
+            </m:sub>
+          </m:sSub>
           <m:r>
-            <m:t xml:space="preserve">T_(AB) = 16 [ (u/2)(−t/2) − 0 + (−u/2)(t/2) ] = 16 [ −tu/4 − tu/4 ] = −8tu</m:t>
+            <m:t xml:space="preserve">=</m:t>
+          </m:r>
+          <m:r>
+            <m:t xml:space="preserve">16</m:t>
+          </m:r>
+          <m:r>
+            <m:t xml:space="preserve">[</m:t>
+          </m:r>
+          <m:f>
+            <m:num>
+              <m:r>
+                <m:t xml:space="preserve">u</m:t>
+              </m:r>
+            </m:num>
+            <m:den>
+              <m:r>
+                <m:t xml:space="preserve">2</m:t>
+              </m:r>
+            </m:den>
+          </m:f>
+          <m:r>
+            <m:t xml:space="preserve">−</m:t>
+          </m:r>
+          <m:f>
+            <m:num>
+              <m:r>
+                <m:t xml:space="preserve">t</m:t>
+              </m:r>
+            </m:num>
+            <m:den>
+              <m:r>
+                <m:t xml:space="preserve">2</m:t>
+              </m:r>
+            </m:den>
+          </m:f>
+          <m:r>
+            <m:t xml:space="preserve">−</m:t>
+          </m:r>
+          <m:r>
+            <m:t xml:space="preserve">0</m:t>
+          </m:r>
+          <m:r>
+            <m:t xml:space="preserve">+</m:t>
+          </m:r>
+          <m:r>
+            <m:t xml:space="preserve">−</m:t>
+          </m:r>
+          <m:f>
+            <m:num>
+              <m:r>
+                <m:t xml:space="preserve">u</m:t>
+              </m:r>
+            </m:num>
+            <m:den>
+              <m:r>
+                <m:t xml:space="preserve">2</m:t>
+              </m:r>
+            </m:den>
+          </m:f>
+          <m:f>
+            <m:num>
+              <m:r>
+                <m:t xml:space="preserve">t</m:t>
+              </m:r>
+            </m:num>
+            <m:den>
+              <m:r>
+                <m:t xml:space="preserve">2</m:t>
+              </m:r>
+            </m:den>
+          </m:f>
+          <m:r>
+            <m:t xml:space="preserve">]</m:t>
+          </m:r>
+          <m:r>
+            <m:t xml:space="preserve">=</m:t>
+          </m:r>
+          <m:r>
+            <m:t xml:space="preserve">16</m:t>
+          </m:r>
+          <m:r>
+            <m:t xml:space="preserve">[</m:t>
+          </m:r>
+          <m:r>
+            <m:t xml:space="preserve">−</m:t>
+          </m:r>
+          <m:f>
+            <m:num>
+              <m:r>
+                <m:t xml:space="preserve">tu</m:t>
+              </m:r>
+            </m:num>
+            <m:den>
+              <m:r>
+                <m:t xml:space="preserve">4</m:t>
+              </m:r>
+            </m:den>
+          </m:f>
+          <m:r>
+            <m:t xml:space="preserve">−</m:t>
+          </m:r>
+          <m:f>
+            <m:num>
+              <m:r>
+                <m:t xml:space="preserve">tu</m:t>
+              </m:r>
+            </m:num>
+            <m:den>
+              <m:r>
+                <m:t xml:space="preserve">4</m:t>
+              </m:r>
+            </m:den>
+          </m:f>
+          <m:r>
+            <m:t xml:space="preserve">]</m:t>
+          </m:r>
+          <m:r>
+            <m:t xml:space="preserve">=</m:t>
+          </m:r>
+          <m:r>
+            <m:t xml:space="preserve">−</m:t>
+          </m:r>
+          <m:r>
+            <m:t xml:space="preserve">8tu</m:t>
           </m:r>
         </m:oMath>
       </m:oMathPara>
     </w:p>
     <w:p>
-      <w:pPr>
-        <w:pStyle w:val="Heading3"/>
-      </w:pPr>
       <w:r>
+        <w:rPr>
+          <w:b/>
+          <w:i/>
+        </w:rPr>
         <w:t>Worked example 4</w:t>
       </w:r>
     </w:p>
@@ -715,7 +2347,7 @@
     </w:p>
     <w:p>
       <w:pPr>
-        <w:pStyle w:val="Heading1"/>
+        <w:pStyle w:val="Heading2"/>
       </w:pPr>
       <w:r>
         <w:t>5 Assembling the result</w:t>
@@ -729,7 +2361,222 @@
       <m:oMathPara>
         <m:oMath>
           <m:r>
-            <m:t xml:space="preserve">Σ|ℳ|² = e⁴ [ 8tu/t² + 8tu/u² + 2(−8tu)/(tu) ] = e⁴ [ 8u/t + 8t/u − 16 ] = 8 e⁴ [ u/t + t/u − 2 ]</m:t>
+            <m:t xml:space="preserve">Σ</m:t>
+          </m:r>
+          <m:r>
+            <m:t xml:space="preserve">|</m:t>
+          </m:r>
+          <m:r>
+            <m:t xml:space="preserve">ℳ</m:t>
+          </m:r>
+          <m:r>
+            <m:t xml:space="preserve">|</m:t>
+          </m:r>
+          <m:sSup>
+            <m:e/>
+            <m:sup>
+              <m:r>
+                <m:t xml:space="preserve">2</m:t>
+              </m:r>
+            </m:sup>
+          </m:sSup>
+          <m:r>
+            <m:t xml:space="preserve">=</m:t>
+          </m:r>
+          <m:sSup>
+            <m:e>
+              <m:r>
+                <m:t xml:space="preserve">e</m:t>
+              </m:r>
+            </m:e>
+            <m:sup>
+              <m:r>
+                <m:t xml:space="preserve">4</m:t>
+              </m:r>
+            </m:sup>
+          </m:sSup>
+          <m:r>
+            <m:t xml:space="preserve">[</m:t>
+          </m:r>
+          <m:f>
+            <m:num>
+              <m:r>
+                <m:t xml:space="preserve">8tu</m:t>
+              </m:r>
+            </m:num>
+            <m:den>
+              <m:sSup>
+                <m:e>
+                  <m:r>
+                    <m:t xml:space="preserve">t</m:t>
+                  </m:r>
+                </m:e>
+                <m:sup>
+                  <m:r>
+                    <m:t xml:space="preserve">2</m:t>
+                  </m:r>
+                </m:sup>
+              </m:sSup>
+            </m:den>
+          </m:f>
+          <m:r>
+            <m:t xml:space="preserve">+</m:t>
+          </m:r>
+          <m:f>
+            <m:num>
+              <m:r>
+                <m:t xml:space="preserve">8tu</m:t>
+              </m:r>
+            </m:num>
+            <m:den>
+              <m:sSup>
+                <m:e>
+                  <m:r>
+                    <m:t xml:space="preserve">u</m:t>
+                  </m:r>
+                </m:e>
+                <m:sup>
+                  <m:r>
+                    <m:t xml:space="preserve">2</m:t>
+                  </m:r>
+                </m:sup>
+              </m:sSup>
+            </m:den>
+          </m:f>
+          <m:r>
+            <m:t xml:space="preserve">+</m:t>
+          </m:r>
+          <m:r>
+            <m:t xml:space="preserve">2</m:t>
+          </m:r>
+          <m:f>
+            <m:num>
+              <m:r>
+                <m:t xml:space="preserve">−</m:t>
+              </m:r>
+              <m:r>
+                <m:t xml:space="preserve">8tu</m:t>
+              </m:r>
+            </m:num>
+            <m:den>
+              <m:r>
+                <m:t xml:space="preserve">tu</m:t>
+              </m:r>
+            </m:den>
+          </m:f>
+          <m:r>
+            <m:t xml:space="preserve">]</m:t>
+          </m:r>
+          <m:r>
+            <m:t xml:space="preserve">=</m:t>
+          </m:r>
+          <m:sSup>
+            <m:e>
+              <m:r>
+                <m:t xml:space="preserve">e</m:t>
+              </m:r>
+            </m:e>
+            <m:sup>
+              <m:r>
+                <m:t xml:space="preserve">4</m:t>
+              </m:r>
+            </m:sup>
+          </m:sSup>
+          <m:r>
+            <m:t xml:space="preserve">[</m:t>
+          </m:r>
+          <m:f>
+            <m:num>
+              <m:r>
+                <m:t xml:space="preserve">8u</m:t>
+              </m:r>
+            </m:num>
+            <m:den>
+              <m:r>
+                <m:t xml:space="preserve">t</m:t>
+              </m:r>
+            </m:den>
+          </m:f>
+          <m:r>
+            <m:t xml:space="preserve">+</m:t>
+          </m:r>
+          <m:f>
+            <m:num>
+              <m:r>
+                <m:t xml:space="preserve">8t</m:t>
+              </m:r>
+            </m:num>
+            <m:den>
+              <m:r>
+                <m:t xml:space="preserve">u</m:t>
+              </m:r>
+            </m:den>
+          </m:f>
+          <m:r>
+            <m:t xml:space="preserve">−</m:t>
+          </m:r>
+          <m:r>
+            <m:t xml:space="preserve">16</m:t>
+          </m:r>
+          <m:r>
+            <m:t xml:space="preserve">]</m:t>
+          </m:r>
+          <m:r>
+            <m:t xml:space="preserve">=</m:t>
+          </m:r>
+          <m:r>
+            <m:t xml:space="preserve">8</m:t>
+          </m:r>
+          <m:sSup>
+            <m:e>
+              <m:r>
+                <m:t xml:space="preserve">e</m:t>
+              </m:r>
+            </m:e>
+            <m:sup>
+              <m:r>
+                <m:t xml:space="preserve">4</m:t>
+              </m:r>
+            </m:sup>
+          </m:sSup>
+          <m:r>
+            <m:t xml:space="preserve">[</m:t>
+          </m:r>
+          <m:f>
+            <m:num>
+              <m:r>
+                <m:t xml:space="preserve">u</m:t>
+              </m:r>
+            </m:num>
+            <m:den>
+              <m:r>
+                <m:t xml:space="preserve">t</m:t>
+              </m:r>
+            </m:den>
+          </m:f>
+          <m:r>
+            <m:t xml:space="preserve">+</m:t>
+          </m:r>
+          <m:f>
+            <m:num>
+              <m:r>
+                <m:t xml:space="preserve">t</m:t>
+              </m:r>
+            </m:num>
+            <m:den>
+              <m:r>
+                <m:t xml:space="preserve">u</m:t>
+              </m:r>
+            </m:den>
+          </m:f>
+          <m:r>
+            <m:t xml:space="preserve">−</m:t>
+          </m:r>
+          <m:r>
+            <m:t xml:space="preserve">2</m:t>
+          </m:r>
+          <m:r>
+            <m:t xml:space="preserve">]</m:t>
           </m:r>
         </m:oMath>
       </m:oMathPara>
@@ -746,8 +2593,94 @@
       </w:pPr>
       <m:oMathPara>
         <m:oMath>
+          <m:f>
+            <m:num>
+              <m:r>
+                <m:t xml:space="preserve">1</m:t>
+              </m:r>
+            </m:num>
+            <m:den>
+              <m:r>
+                <m:t xml:space="preserve">4</m:t>
+              </m:r>
+            </m:den>
+          </m:f>
           <m:r>
-            <m:t xml:space="preserve">(1/4) Σ|ℳ|² = 2 e⁴ [ t/u + u/t − 2 ]</m:t>
+            <m:t xml:space="preserve">Σ</m:t>
+          </m:r>
+          <m:r>
+            <m:t xml:space="preserve">|</m:t>
+          </m:r>
+          <m:r>
+            <m:t xml:space="preserve">ℳ</m:t>
+          </m:r>
+          <m:r>
+            <m:t xml:space="preserve">|</m:t>
+          </m:r>
+          <m:sSup>
+            <m:e/>
+            <m:sup>
+              <m:r>
+                <m:t xml:space="preserve">2</m:t>
+              </m:r>
+            </m:sup>
+          </m:sSup>
+          <m:r>
+            <m:t xml:space="preserve">=</m:t>
+          </m:r>
+          <m:r>
+            <m:t xml:space="preserve">2</m:t>
+          </m:r>
+          <m:sSup>
+            <m:e>
+              <m:r>
+                <m:t xml:space="preserve">e</m:t>
+              </m:r>
+            </m:e>
+            <m:sup>
+              <m:r>
+                <m:t xml:space="preserve">4</m:t>
+              </m:r>
+            </m:sup>
+          </m:sSup>
+          <m:r>
+            <m:t xml:space="preserve">[</m:t>
+          </m:r>
+          <m:f>
+            <m:num>
+              <m:r>
+                <m:t xml:space="preserve">t</m:t>
+              </m:r>
+            </m:num>
+            <m:den>
+              <m:r>
+                <m:t xml:space="preserve">u</m:t>
+              </m:r>
+            </m:den>
+          </m:f>
+          <m:r>
+            <m:t xml:space="preserve">+</m:t>
+          </m:r>
+          <m:f>
+            <m:num>
+              <m:r>
+                <m:t xml:space="preserve">u</m:t>
+              </m:r>
+            </m:num>
+            <m:den>
+              <m:r>
+                <m:t xml:space="preserve">t</m:t>
+              </m:r>
+            </m:den>
+          </m:f>
+          <m:r>
+            <m:t xml:space="preserve">−</m:t>
+          </m:r>
+          <m:r>
+            <m:t xml:space="preserve">2</m:t>
+          </m:r>
+          <m:r>
+            <m:t xml:space="preserve">]</m:t>
           </m:r>
         </m:oMath>
       </m:oMathPara>
@@ -758,10 +2691,11 @@
       </w:r>
     </w:p>
     <w:p>
-      <w:pPr>
-        <w:pStyle w:val="Heading3"/>
-      </w:pPr>
       <w:r>
+        <w:rPr>
+          <w:b/>
+          <w:i/>
+        </w:rPr>
         <w:t>Worked example 5</w:t>
       </w:r>
     </w:p>
@@ -772,7 +2706,7 @@
     </w:p>
     <w:p>
       <w:pPr>
-        <w:pStyle w:val="Heading1"/>
+        <w:pStyle w:val="Heading2"/>
       </w:pPr>
       <w:r>
         <w:t>6 Connections to QED</w:t>
@@ -1029,7 +2963,7 @@
     </w:p>
     <w:p>
       <w:pPr>
-        <w:pStyle w:val="Heading1"/>
+        <w:pStyle w:val="Heading2"/>
       </w:pPr>
       <w:r>
         <w:t>7 Summary</w:t>
@@ -1109,7 +3043,7 @@
     </w:p>
     <w:p>
       <w:pPr>
-        <w:pStyle w:val="Heading1"/>
+        <w:pStyle w:val="Heading2"/>
       </w:pPr>
       <w:r>
         <w:t>Exercises</w:t>
@@ -1769,7 +3703,7 @@
     </w:tbl>
     <w:p>
       <w:pPr>
-        <w:pStyle w:val="Heading1"/>
+        <w:pStyle w:val="Heading2"/>
       </w:pPr>
       <w:r>
         <w:t>Solutions</w:t>
@@ -2001,7 +3935,7 @@
     </w:p>
     <w:p>
       <w:pPr>
-        <w:pStyle w:val="Heading1"/>
+        <w:pStyle w:val="Heading2"/>
       </w:pPr>
       <w:r>
         <w:t>Mastery checklist</w:t>
@@ -2049,7 +3983,7 @@
     </w:p>
     <w:p>
       <w:pPr>
-        <w:pStyle w:val="Heading1"/>
+        <w:pStyle w:val="Heading2"/>
       </w:pPr>
       <w:r>
         <w:t>Next lesson</w:t>
@@ -2535,14 +4469,15 @@
       <w:keepNext/>
       <w:keepLines/>
       <w:spacing w:before="280" w:after="140"/>
+      <w:jc w:val="center"/>
       <w:outlineLvl w:val="0"/>
     </w:pPr>
     <w:rPr>
-      <w:rFonts w:asciiTheme="majorHAnsi" w:eastAsiaTheme="majorEastAsia" w:hAnsiTheme="majorHAnsi" w:cstheme="majorBidi" w:ascii="Aptos Display" w:hAnsi="Aptos Display"/>
+      <w:rFonts w:asciiTheme="majorHAnsi" w:eastAsiaTheme="majorEastAsia" w:hAnsiTheme="majorHAnsi" w:cstheme="majorBidi" w:ascii="Amazon Ember" w:hAnsi="Amazon Ember" w:eastAsia="Amazon Ember" w:cs="Amazon Ember"/>
       <w:b/>
       <w:bCs/>
-      <w:color w:val="000000"/>
-      <w:sz w:val="40"/>
+      <w:color w:val="0000FF"/>
+      <w:sz w:val="36"/>
       <w:szCs w:val="28"/>
     </w:rPr>
   </w:style>
@@ -2559,14 +4494,15 @@
       <w:keepNext/>
       <w:keepLines/>
       <w:spacing w:before="280" w:after="140"/>
+      <w:jc w:val="center"/>
       <w:outlineLvl w:val="1"/>
     </w:pPr>
     <w:rPr>
-      <w:rFonts w:asciiTheme="majorHAnsi" w:eastAsiaTheme="majorEastAsia" w:hAnsiTheme="majorHAnsi" w:cstheme="majorBidi" w:ascii="Aptos Display" w:hAnsi="Aptos Display"/>
+      <w:rFonts w:asciiTheme="majorHAnsi" w:eastAsiaTheme="majorEastAsia" w:hAnsiTheme="majorHAnsi" w:cstheme="majorBidi" w:ascii="Amazon Ember" w:hAnsi="Amazon Ember" w:eastAsia="Amazon Ember" w:cs="Amazon Ember"/>
       <w:b/>
       <w:bCs/>
-      <w:color w:val="000000"/>
-      <w:sz w:val="30"/>
+      <w:color w:val="0000FF"/>
+      <w:sz w:val="32"/>
       <w:szCs w:val="26"/>
     </w:rPr>
   </w:style>
@@ -2583,14 +4519,15 @@
       <w:keepNext/>
       <w:keepLines/>
       <w:spacing w:before="280" w:after="140"/>
+      <w:jc w:val="center"/>
       <w:outlineLvl w:val="2"/>
     </w:pPr>
     <w:rPr>
-      <w:rFonts w:asciiTheme="majorHAnsi" w:eastAsiaTheme="majorEastAsia" w:hAnsiTheme="majorHAnsi" w:cstheme="majorBidi" w:ascii="Aptos Display" w:hAnsi="Aptos Display"/>
+      <w:rFonts w:asciiTheme="majorHAnsi" w:eastAsiaTheme="majorEastAsia" w:hAnsiTheme="majorHAnsi" w:cstheme="majorBidi" w:ascii="Amazon Ember" w:hAnsi="Amazon Ember" w:eastAsia="Amazon Ember" w:cs="Amazon Ember"/>
       <w:b/>
       <w:bCs/>
-      <w:color w:val="000000"/>
-      <w:sz w:val="24"/>
+      <w:color w:val="0000FF"/>
+      <w:sz w:val="28"/>
     </w:rPr>
   </w:style>
   <w:style w:type="paragraph" w:styleId="Heading4">
@@ -2826,11 +4763,12 @@
       </w:pBdr>
       <w:spacing w:after="140" w:line="240" w:lineRule="auto" w:before="0"/>
       <w:contextualSpacing/>
+      <w:jc w:val="center"/>
     </w:pPr>
     <w:rPr>
-      <w:rFonts w:asciiTheme="majorHAnsi" w:eastAsiaTheme="majorEastAsia" w:hAnsiTheme="majorHAnsi" w:cstheme="majorBidi" w:ascii="Aptos Display" w:hAnsi="Aptos Display"/>
+      <w:rFonts w:asciiTheme="majorHAnsi" w:eastAsiaTheme="majorEastAsia" w:hAnsiTheme="majorHAnsi" w:cstheme="majorBidi" w:ascii="Amazon Ember" w:hAnsi="Amazon Ember" w:eastAsia="Amazon Ember" w:cs="Amazon Ember"/>
       <w:b/>
-      <w:color w:val="000000"/>
+      <w:color w:val="0000FF"/>
       <w:spacing w:val="5"/>
       <w:kern w:val="28"/>
       <w:sz w:val="60"/>
@@ -2865,13 +4803,14 @@
         <w:ilvl w:val="1"/>
       </w:numPr>
       <w:spacing w:before="280" w:after="140"/>
+      <w:jc w:val="center"/>
     </w:pPr>
     <w:rPr>
-      <w:rFonts w:asciiTheme="majorHAnsi" w:eastAsiaTheme="majorEastAsia" w:hAnsiTheme="majorHAnsi" w:cstheme="majorBidi" w:ascii="Aptos Display" w:hAnsi="Aptos Display"/>
-      <w:b w:val="0"/>
+      <w:rFonts w:asciiTheme="majorHAnsi" w:eastAsiaTheme="majorEastAsia" w:hAnsiTheme="majorHAnsi" w:cstheme="majorBidi" w:ascii="Amazon Ember" w:hAnsi="Amazon Ember" w:eastAsia="Amazon Ember" w:cs="Amazon Ember"/>
+      <w:b/>
       <w:i/>
       <w:iCs/>
-      <w:color w:val="000000"/>
+      <w:color w:val="0000FF"/>
       <w:spacing w:val="15"/>
       <w:sz w:val="28"/>
       <w:szCs w:val="24"/>

--- a/Science Books/QED Course/Lesson 55 Electron-Positron Annihilation.docx
+++ b/Science Books/QED Course/Lesson 55 Electron-Positron Annihilation.docx
@@ -443,6 +443,9 @@
           <m:r>
             <m:t xml:space="preserve">i</m:t>
           </m:r>
+          <m:r>
+            <m:t xml:space="preserve"> </m:t>
+          </m:r>
           <m:sSub>
             <m:e>
               <m:r>
@@ -460,9 +463,14 @@
           </m:r>
           <m:sSup>
             <m:e>
-              <m:r>
-                <m:t xml:space="preserve">ie</m:t>
-              </m:r>
+              <m:d>
+                <m:dPr/>
+                <m:e>
+                  <m:r>
+                    <m:t xml:space="preserve">ie</m:t>
+                  </m:r>
+                </m:e>
+              </m:d>
             </m:e>
             <m:sup>
               <m:r>
@@ -471,23 +479,31 @@
             </m:sup>
           </m:sSup>
           <m:r>
-            <m:t xml:space="preserve">,</m:t>
+            <m:t xml:space="preserve"> </m:t>
           </m:r>
           <m:r>
             <m:t xml:space="preserve">v̄</m:t>
           </m:r>
-          <m:sSub>
+          <m:d>
+            <m:dPr/>
             <m:e>
-              <m:r>
-                <m:t xml:space="preserve">p</m:t>
-              </m:r>
+              <m:sSub>
+                <m:e>
+                  <m:r>
+                    <m:t xml:space="preserve">p</m:t>
+                  </m:r>
+                </m:e>
+                <m:sub>
+                  <m:r>
+                    <m:t xml:space="preserve">2</m:t>
+                  </m:r>
+                </m:sub>
+              </m:sSub>
             </m:e>
-            <m:sub>
-              <m:r>
-                <m:t xml:space="preserve">2</m:t>
-              </m:r>
-            </m:sub>
-          </m:sSub>
+          </m:d>
+          <m:r>
+            <m:t xml:space="preserve"> </m:t>
+          </m:r>
           <m:sSup>
             <m:e>
               <m:r>
@@ -501,82 +517,95 @@
             </m:sup>
           </m:sSup>
           <m:r>
-            <m:t xml:space="preserve">[</m:t>
+            <m:t xml:space="preserve"> </m:t>
           </m:r>
-          <m:r>
-            <m:t xml:space="preserve">i</m:t>
-          </m:r>
-          <m:f>
-            <m:num>
-              <m:sSub>
-                <m:e>
-                  <m:acc>
-                    <m:accPr>
-                      <m:chr m:val="/"/>
-                    </m:accPr>
+          <m:d>
+            <m:dPr>
+              <m:begChr m:val="["/>
+              <m:endChr m:val="]"/>
+            </m:dPr>
+            <m:e>
+              <m:f>
+                <m:num>
+                  <m:r>
+                    <m:t xml:space="preserve">i</m:t>
+                  </m:r>
+                  <m:d>
+                    <m:dPr/>
+                    <m:e>
+                      <m:sSub>
+                        <m:e>
+                          <m:acc>
+                            <m:accPr>
+                              <m:chr m:val="/"/>
+                            </m:accPr>
+                            <m:e>
+                              <m:r>
+                                <m:t xml:space="preserve">q</m:t>
+                              </m:r>
+                            </m:e>
+                          </m:acc>
+                        </m:e>
+                        <m:sub>
+                          <m:r>
+                            <m:t xml:space="preserve">A</m:t>
+                          </m:r>
+                        </m:sub>
+                      </m:sSub>
+                      <m:r>
+                        <m:t xml:space="preserve">+</m:t>
+                      </m:r>
+                      <m:r>
+                        <m:t xml:space="preserve">m</m:t>
+                      </m:r>
+                    </m:e>
+                  </m:d>
+                </m:num>
+                <m:den>
+                  <m:sSubSup>
                     <m:e>
                       <m:r>
                         <m:t xml:space="preserve">q</m:t>
                       </m:r>
                     </m:e>
-                  </m:acc>
-                </m:e>
-                <m:sub>
+                    <m:sub>
+                      <m:r>
+                        <m:t xml:space="preserve">A</m:t>
+                      </m:r>
+                    </m:sub>
+                    <m:sup>
+                      <m:r>
+                        <m:t xml:space="preserve">2</m:t>
+                      </m:r>
+                    </m:sup>
+                  </m:sSubSup>
                   <m:r>
-                    <m:t xml:space="preserve">A</m:t>
+                    <m:t xml:space="preserve">−</m:t>
                   </m:r>
-                </m:sub>
-              </m:sSub>
-              <m:r>
-                <m:t xml:space="preserve">+</m:t>
-              </m:r>
-              <m:r>
-                <m:t xml:space="preserve">m</m:t>
-              </m:r>
-            </m:num>
-            <m:den>
-              <m:sSubSup>
-                <m:e>
+                  <m:sSup>
+                    <m:e>
+                      <m:r>
+                        <m:t xml:space="preserve">m</m:t>
+                      </m:r>
+                    </m:e>
+                    <m:sup>
+                      <m:r>
+                        <m:t xml:space="preserve">2</m:t>
+                      </m:r>
+                    </m:sup>
+                  </m:sSup>
                   <m:r>
-                    <m:t xml:space="preserve">q</m:t>
+                    <m:t xml:space="preserve">+</m:t>
                   </m:r>
-                </m:e>
-                <m:sub>
                   <m:r>
-                    <m:t xml:space="preserve">A</m:t>
+                    <m:t xml:space="preserve">iε</m:t>
                   </m:r>
-                </m:sub>
-                <m:sup>
-                  <m:r>
-                    <m:t xml:space="preserve">2</m:t>
-                  </m:r>
-                </m:sup>
-              </m:sSubSup>
-              <m:r>
-                <m:t xml:space="preserve">−</m:t>
-              </m:r>
-              <m:sSup>
-                <m:e>
-                  <m:r>
-                    <m:t xml:space="preserve">m</m:t>
-                  </m:r>
-                </m:e>
-                <m:sup>
-                  <m:r>
-                    <m:t xml:space="preserve">2</m:t>
-                  </m:r>
-                </m:sup>
-              </m:sSup>
-              <m:r>
-                <m:t xml:space="preserve">+</m:t>
-              </m:r>
-              <m:r>
-                <m:t xml:space="preserve">iε</m:t>
-              </m:r>
-            </m:den>
-          </m:f>
+                </m:den>
+              </m:f>
+            </m:e>
+          </m:d>
           <m:r>
-            <m:t xml:space="preserve">]</m:t>
+            <m:t xml:space="preserve"> </m:t>
           </m:r>
           <m:sSup>
             <m:e>
@@ -591,22 +620,30 @@
             </m:sup>
           </m:sSup>
           <m:r>
+            <m:t xml:space="preserve"> </m:t>
+          </m:r>
+          <m:r>
             <m:t xml:space="preserve">u</m:t>
           </m:r>
-          <m:sSub>
+          <m:d>
+            <m:dPr/>
             <m:e>
-              <m:r>
-                <m:t xml:space="preserve">p</m:t>
-              </m:r>
+              <m:sSub>
+                <m:e>
+                  <m:r>
+                    <m:t xml:space="preserve">p</m:t>
+                  </m:r>
+                </m:e>
+                <m:sub>
+                  <m:r>
+                    <m:t xml:space="preserve">1</m:t>
+                  </m:r>
+                </m:sub>
+              </m:sSub>
             </m:e>
-            <m:sub>
-              <m:r>
-                <m:t xml:space="preserve">1</m:t>
-              </m:r>
-            </m:sub>
-          </m:sSub>
+          </m:d>
           <m:r>
-            <m:t xml:space="preserve">,</m:t>
+            <m:t xml:space="preserve"> </m:t>
           </m:r>
           <m:sSub>
             <m:e>
@@ -620,18 +657,26 @@
               </m:r>
             </m:sub>
           </m:sSub>
-          <m:sSub>
+          <m:d>
+            <m:dPr/>
             <m:e>
-              <m:r>
-                <m:t xml:space="preserve">k</m:t>
-              </m:r>
+              <m:sSub>
+                <m:e>
+                  <m:r>
+                    <m:t xml:space="preserve">k</m:t>
+                  </m:r>
+                </m:e>
+                <m:sub>
+                  <m:r>
+                    <m:t xml:space="preserve">1</m:t>
+                  </m:r>
+                </m:sub>
+              </m:sSub>
             </m:e>
-            <m:sub>
-              <m:r>
-                <m:t xml:space="preserve">1</m:t>
-              </m:r>
-            </m:sub>
-          </m:sSub>
+          </m:d>
+          <m:r>
+            <m:t xml:space="preserve"> </m:t>
+          </m:r>
           <m:sSub>
             <m:e>
               <m:r>
@@ -644,18 +689,23 @@
               </m:r>
             </m:sub>
           </m:sSub>
-          <m:sSub>
+          <m:d>
+            <m:dPr/>
             <m:e>
-              <m:r>
-                <m:t xml:space="preserve">k</m:t>
-              </m:r>
+              <m:sSub>
+                <m:e>
+                  <m:r>
+                    <m:t xml:space="preserve">k</m:t>
+                  </m:r>
+                </m:e>
+                <m:sub>
+                  <m:r>
+                    <m:t xml:space="preserve">2</m:t>
+                  </m:r>
+                </m:sub>
+              </m:sSub>
             </m:e>
-            <m:sub>
-              <m:r>
-                <m:t xml:space="preserve">2</m:t>
-              </m:r>
-            </m:sub>
-          </m:sSub>
+          </m:d>
         </m:oMath>
       </m:oMathPara>
     </w:p>
@@ -668,6 +718,9 @@
         <m:oMath>
           <m:r>
             <m:t xml:space="preserve">i</m:t>
+          </m:r>
+          <m:r>
+            <m:t xml:space="preserve"> </m:t>
           </m:r>
           <m:sSub>
             <m:e>
@@ -686,9 +739,14 @@
           </m:r>
           <m:sSup>
             <m:e>
-              <m:r>
-                <m:t xml:space="preserve">ie</m:t>
-              </m:r>
+              <m:d>
+                <m:dPr/>
+                <m:e>
+                  <m:r>
+                    <m:t xml:space="preserve">ie</m:t>
+                  </m:r>
+                </m:e>
+              </m:d>
             </m:e>
             <m:sup>
               <m:r>
@@ -697,23 +755,31 @@
             </m:sup>
           </m:sSup>
           <m:r>
-            <m:t xml:space="preserve">,</m:t>
+            <m:t xml:space="preserve"> </m:t>
           </m:r>
           <m:r>
             <m:t xml:space="preserve">v̄</m:t>
           </m:r>
-          <m:sSub>
+          <m:d>
+            <m:dPr/>
             <m:e>
-              <m:r>
-                <m:t xml:space="preserve">p</m:t>
-              </m:r>
+              <m:sSub>
+                <m:e>
+                  <m:r>
+                    <m:t xml:space="preserve">p</m:t>
+                  </m:r>
+                </m:e>
+                <m:sub>
+                  <m:r>
+                    <m:t xml:space="preserve">2</m:t>
+                  </m:r>
+                </m:sub>
+              </m:sSub>
             </m:e>
-            <m:sub>
-              <m:r>
-                <m:t xml:space="preserve">2</m:t>
-              </m:r>
-            </m:sub>
-          </m:sSub>
+          </m:d>
+          <m:r>
+            <m:t xml:space="preserve"> </m:t>
+          </m:r>
           <m:sSup>
             <m:e>
               <m:r>
@@ -727,82 +793,95 @@
             </m:sup>
           </m:sSup>
           <m:r>
-            <m:t xml:space="preserve">[</m:t>
+            <m:t xml:space="preserve"> </m:t>
           </m:r>
-          <m:r>
-            <m:t xml:space="preserve">i</m:t>
-          </m:r>
-          <m:f>
-            <m:num>
-              <m:sSub>
-                <m:e>
-                  <m:acc>
-                    <m:accPr>
-                      <m:chr m:val="/"/>
-                    </m:accPr>
+          <m:d>
+            <m:dPr>
+              <m:begChr m:val="["/>
+              <m:endChr m:val="]"/>
+            </m:dPr>
+            <m:e>
+              <m:f>
+                <m:num>
+                  <m:r>
+                    <m:t xml:space="preserve">i</m:t>
+                  </m:r>
+                  <m:d>
+                    <m:dPr/>
+                    <m:e>
+                      <m:sSub>
+                        <m:e>
+                          <m:acc>
+                            <m:accPr>
+                              <m:chr m:val="/"/>
+                            </m:accPr>
+                            <m:e>
+                              <m:r>
+                                <m:t xml:space="preserve">q</m:t>
+                              </m:r>
+                            </m:e>
+                          </m:acc>
+                        </m:e>
+                        <m:sub>
+                          <m:r>
+                            <m:t xml:space="preserve">B</m:t>
+                          </m:r>
+                        </m:sub>
+                      </m:sSub>
+                      <m:r>
+                        <m:t xml:space="preserve">+</m:t>
+                      </m:r>
+                      <m:r>
+                        <m:t xml:space="preserve">m</m:t>
+                      </m:r>
+                    </m:e>
+                  </m:d>
+                </m:num>
+                <m:den>
+                  <m:sSubSup>
                     <m:e>
                       <m:r>
                         <m:t xml:space="preserve">q</m:t>
                       </m:r>
                     </m:e>
-                  </m:acc>
-                </m:e>
-                <m:sub>
+                    <m:sub>
+                      <m:r>
+                        <m:t xml:space="preserve">B</m:t>
+                      </m:r>
+                    </m:sub>
+                    <m:sup>
+                      <m:r>
+                        <m:t xml:space="preserve">2</m:t>
+                      </m:r>
+                    </m:sup>
+                  </m:sSubSup>
                   <m:r>
-                    <m:t xml:space="preserve">B</m:t>
+                    <m:t xml:space="preserve">−</m:t>
                   </m:r>
-                </m:sub>
-              </m:sSub>
-              <m:r>
-                <m:t xml:space="preserve">+</m:t>
-              </m:r>
-              <m:r>
-                <m:t xml:space="preserve">m</m:t>
-              </m:r>
-            </m:num>
-            <m:den>
-              <m:sSubSup>
-                <m:e>
+                  <m:sSup>
+                    <m:e>
+                      <m:r>
+                        <m:t xml:space="preserve">m</m:t>
+                      </m:r>
+                    </m:e>
+                    <m:sup>
+                      <m:r>
+                        <m:t xml:space="preserve">2</m:t>
+                      </m:r>
+                    </m:sup>
+                  </m:sSup>
                   <m:r>
-                    <m:t xml:space="preserve">q</m:t>
+                    <m:t xml:space="preserve">+</m:t>
                   </m:r>
-                </m:e>
-                <m:sub>
                   <m:r>
-                    <m:t xml:space="preserve">B</m:t>
+                    <m:t xml:space="preserve">iε</m:t>
                   </m:r>
-                </m:sub>
-                <m:sup>
-                  <m:r>
-                    <m:t xml:space="preserve">2</m:t>
-                  </m:r>
-                </m:sup>
-              </m:sSubSup>
-              <m:r>
-                <m:t xml:space="preserve">−</m:t>
-              </m:r>
-              <m:sSup>
-                <m:e>
-                  <m:r>
-                    <m:t xml:space="preserve">m</m:t>
-                  </m:r>
-                </m:e>
-                <m:sup>
-                  <m:r>
-                    <m:t xml:space="preserve">2</m:t>
-                  </m:r>
-                </m:sup>
-              </m:sSup>
-              <m:r>
-                <m:t xml:space="preserve">+</m:t>
-              </m:r>
-              <m:r>
-                <m:t xml:space="preserve">iε</m:t>
-              </m:r>
-            </m:den>
-          </m:f>
+                </m:den>
+              </m:f>
+            </m:e>
+          </m:d>
           <m:r>
-            <m:t xml:space="preserve">]</m:t>
+            <m:t xml:space="preserve"> </m:t>
           </m:r>
           <m:sSup>
             <m:e>
@@ -817,22 +896,30 @@
             </m:sup>
           </m:sSup>
           <m:r>
+            <m:t xml:space="preserve"> </m:t>
+          </m:r>
+          <m:r>
             <m:t xml:space="preserve">u</m:t>
           </m:r>
-          <m:sSub>
+          <m:d>
+            <m:dPr/>
             <m:e>
-              <m:r>
-                <m:t xml:space="preserve">p</m:t>
-              </m:r>
+              <m:sSub>
+                <m:e>
+                  <m:r>
+                    <m:t xml:space="preserve">p</m:t>
+                  </m:r>
+                </m:e>
+                <m:sub>
+                  <m:r>
+                    <m:t xml:space="preserve">1</m:t>
+                  </m:r>
+                </m:sub>
+              </m:sSub>
             </m:e>
-            <m:sub>
-              <m:r>
-                <m:t xml:space="preserve">1</m:t>
-              </m:r>
-            </m:sub>
-          </m:sSub>
+          </m:d>
           <m:r>
-            <m:t xml:space="preserve">,</m:t>
+            <m:t xml:space="preserve"> </m:t>
           </m:r>
           <m:sSub>
             <m:e>
@@ -846,18 +933,26 @@
               </m:r>
             </m:sub>
           </m:sSub>
-          <m:sSub>
+          <m:d>
+            <m:dPr/>
             <m:e>
-              <m:r>
-                <m:t xml:space="preserve">k</m:t>
-              </m:r>
+              <m:sSub>
+                <m:e>
+                  <m:r>
+                    <m:t xml:space="preserve">k</m:t>
+                  </m:r>
+                </m:e>
+                <m:sub>
+                  <m:r>
+                    <m:t xml:space="preserve">1</m:t>
+                  </m:r>
+                </m:sub>
+              </m:sSub>
             </m:e>
-            <m:sub>
-              <m:r>
-                <m:t xml:space="preserve">1</m:t>
-              </m:r>
-            </m:sub>
-          </m:sSub>
+          </m:d>
+          <m:r>
+            <m:t xml:space="preserve"> </m:t>
+          </m:r>
           <m:sSub>
             <m:e>
               <m:r>
@@ -870,18 +965,23 @@
               </m:r>
             </m:sub>
           </m:sSub>
-          <m:sSub>
+          <m:d>
+            <m:dPr/>
             <m:e>
-              <m:r>
-                <m:t xml:space="preserve">k</m:t>
-              </m:r>
+              <m:sSub>
+                <m:e>
+                  <m:r>
+                    <m:t xml:space="preserve">k</m:t>
+                  </m:r>
+                </m:e>
+                <m:sub>
+                  <m:r>
+                    <m:t xml:space="preserve">2</m:t>
+                  </m:r>
+                </m:sub>
+              </m:sSub>
             </m:e>
-            <m:sub>
-              <m:r>
-                <m:t xml:space="preserve">2</m:t>
-              </m:r>
-            </m:sub>
-          </m:sSub>
+          </m:d>
         </m:oMath>
       </m:oMathPara>
     </w:p>
@@ -993,163 +1093,191 @@
           <m:r>
             <m:t xml:space="preserve">=</m:t>
           </m:r>
-          <m:r>
-            <m:t xml:space="preserve">Tr</m:t>
-          </m:r>
-          <m:r>
-            <m:t xml:space="preserve">[</m:t>
-          </m:r>
-          <m:sSup>
+          <m:func>
+            <m:fName>
+              <m:r>
+                <m:t xml:space="preserve">Tr</m:t>
+              </m:r>
+            </m:fName>
             <m:e>
-              <m:r>
-                <m:t xml:space="preserve">γ</m:t>
-              </m:r>
+              <m:d>
+                <m:dPr>
+                  <m:begChr m:val="["/>
+                  <m:endChr m:val="]"/>
+                </m:dPr>
+                <m:e>
+                  <m:sSup>
+                    <m:e>
+                      <m:r>
+                        <m:t xml:space="preserve">γ</m:t>
+                      </m:r>
+                    </m:e>
+                    <m:sup>
+                      <m:r>
+                        <m:t xml:space="preserve">β</m:t>
+                      </m:r>
+                    </m:sup>
+                  </m:sSup>
+                  <m:d>
+                    <m:dPr/>
+                    <m:e>
+                      <m:sSub>
+                        <m:e>
+                          <m:acc>
+                            <m:accPr>
+                              <m:chr m:val="/"/>
+                            </m:accPr>
+                            <m:e>
+                              <m:r>
+                                <m:t xml:space="preserve">q</m:t>
+                              </m:r>
+                            </m:e>
+                          </m:acc>
+                        </m:e>
+                        <m:sub>
+                          <m:r>
+                            <m:t xml:space="preserve">A</m:t>
+                          </m:r>
+                        </m:sub>
+                      </m:sSub>
+                      <m:r>
+                        <m:t xml:space="preserve">+</m:t>
+                      </m:r>
+                      <m:r>
+                        <m:t xml:space="preserve">m</m:t>
+                      </m:r>
+                    </m:e>
+                  </m:d>
+                  <m:sSup>
+                    <m:e>
+                      <m:r>
+                        <m:t xml:space="preserve">γ</m:t>
+                      </m:r>
+                    </m:e>
+                    <m:sup>
+                      <m:r>
+                        <m:t xml:space="preserve">α</m:t>
+                      </m:r>
+                    </m:sup>
+                  </m:sSup>
+                  <m:d>
+                    <m:dPr/>
+                    <m:e>
+                      <m:sSub>
+                        <m:e>
+                          <m:acc>
+                            <m:accPr>
+                              <m:chr m:val="/"/>
+                            </m:accPr>
+                            <m:e>
+                              <m:r>
+                                <m:t xml:space="preserve">p</m:t>
+                              </m:r>
+                            </m:e>
+                          </m:acc>
+                        </m:e>
+                        <m:sub>
+                          <m:r>
+                            <m:t xml:space="preserve">1</m:t>
+                          </m:r>
+                        </m:sub>
+                      </m:sSub>
+                      <m:r>
+                        <m:t xml:space="preserve">+</m:t>
+                      </m:r>
+                      <m:r>
+                        <m:t xml:space="preserve">m</m:t>
+                      </m:r>
+                    </m:e>
+                  </m:d>
+                  <m:sSub>
+                    <m:e>
+                      <m:r>
+                        <m:t xml:space="preserve">γ</m:t>
+                      </m:r>
+                    </m:e>
+                    <m:sub>
+                      <m:r>
+                        <m:t xml:space="preserve">α</m:t>
+                      </m:r>
+                    </m:sub>
+                  </m:sSub>
+                  <m:d>
+                    <m:dPr/>
+                    <m:e>
+                      <m:sSub>
+                        <m:e>
+                          <m:acc>
+                            <m:accPr>
+                              <m:chr m:val="/"/>
+                            </m:accPr>
+                            <m:e>
+                              <m:r>
+                                <m:t xml:space="preserve">q</m:t>
+                              </m:r>
+                            </m:e>
+                          </m:acc>
+                        </m:e>
+                        <m:sub>
+                          <m:r>
+                            <m:t xml:space="preserve">A</m:t>
+                          </m:r>
+                        </m:sub>
+                      </m:sSub>
+                      <m:r>
+                        <m:t xml:space="preserve">+</m:t>
+                      </m:r>
+                      <m:r>
+                        <m:t xml:space="preserve">m</m:t>
+                      </m:r>
+                    </m:e>
+                  </m:d>
+                  <m:sSub>
+                    <m:e>
+                      <m:r>
+                        <m:t xml:space="preserve">γ</m:t>
+                      </m:r>
+                    </m:e>
+                    <m:sub>
+                      <m:r>
+                        <m:t xml:space="preserve">β</m:t>
+                      </m:r>
+                    </m:sub>
+                  </m:sSub>
+                  <m:d>
+                    <m:dPr/>
+                    <m:e>
+                      <m:sSub>
+                        <m:e>
+                          <m:acc>
+                            <m:accPr>
+                              <m:chr m:val="/"/>
+                            </m:accPr>
+                            <m:e>
+                              <m:r>
+                                <m:t xml:space="preserve">p</m:t>
+                              </m:r>
+                            </m:e>
+                          </m:acc>
+                        </m:e>
+                        <m:sub>
+                          <m:r>
+                            <m:t xml:space="preserve">2</m:t>
+                          </m:r>
+                        </m:sub>
+                      </m:sSub>
+                      <m:r>
+                        <m:t xml:space="preserve">−</m:t>
+                      </m:r>
+                      <m:r>
+                        <m:t xml:space="preserve">m</m:t>
+                      </m:r>
+                    </m:e>
+                  </m:d>
+                </m:e>
+              </m:d>
             </m:e>
-            <m:sup>
-              <m:r>
-                <m:t xml:space="preserve">β</m:t>
-              </m:r>
-            </m:sup>
-          </m:sSup>
-          <m:sSub>
-            <m:e>
-              <m:acc>
-                <m:accPr>
-                  <m:chr m:val="/"/>
-                </m:accPr>
-                <m:e>
-                  <m:r>
-                    <m:t xml:space="preserve">q</m:t>
-                  </m:r>
-                </m:e>
-              </m:acc>
-            </m:e>
-            <m:sub>
-              <m:r>
-                <m:t xml:space="preserve">A</m:t>
-              </m:r>
-            </m:sub>
-          </m:sSub>
-          <m:r>
-            <m:t xml:space="preserve">+</m:t>
-          </m:r>
-          <m:r>
-            <m:t xml:space="preserve">m</m:t>
-          </m:r>
-          <m:sSup>
-            <m:e>
-              <m:r>
-                <m:t xml:space="preserve">γ</m:t>
-              </m:r>
-            </m:e>
-            <m:sup>
-              <m:r>
-                <m:t xml:space="preserve">α</m:t>
-              </m:r>
-            </m:sup>
-          </m:sSup>
-          <m:sSub>
-            <m:e>
-              <m:acc>
-                <m:accPr>
-                  <m:chr m:val="/"/>
-                </m:accPr>
-                <m:e>
-                  <m:r>
-                    <m:t xml:space="preserve">p</m:t>
-                  </m:r>
-                </m:e>
-              </m:acc>
-            </m:e>
-            <m:sub>
-              <m:r>
-                <m:t xml:space="preserve">1</m:t>
-              </m:r>
-            </m:sub>
-          </m:sSub>
-          <m:r>
-            <m:t xml:space="preserve">+</m:t>
-          </m:r>
-          <m:r>
-            <m:t xml:space="preserve">m</m:t>
-          </m:r>
-          <m:sSub>
-            <m:e>
-              <m:r>
-                <m:t xml:space="preserve">γ</m:t>
-              </m:r>
-            </m:e>
-            <m:sub>
-              <m:r>
-                <m:t xml:space="preserve">α</m:t>
-              </m:r>
-            </m:sub>
-          </m:sSub>
-          <m:sSub>
-            <m:e>
-              <m:acc>
-                <m:accPr>
-                  <m:chr m:val="/"/>
-                </m:accPr>
-                <m:e>
-                  <m:r>
-                    <m:t xml:space="preserve">q</m:t>
-                  </m:r>
-                </m:e>
-              </m:acc>
-            </m:e>
-            <m:sub>
-              <m:r>
-                <m:t xml:space="preserve">A</m:t>
-              </m:r>
-            </m:sub>
-          </m:sSub>
-          <m:r>
-            <m:t xml:space="preserve">+</m:t>
-          </m:r>
-          <m:r>
-            <m:t xml:space="preserve">m</m:t>
-          </m:r>
-          <m:sSub>
-            <m:e>
-              <m:r>
-                <m:t xml:space="preserve">γ</m:t>
-              </m:r>
-            </m:e>
-            <m:sub>
-              <m:r>
-                <m:t xml:space="preserve">β</m:t>
-              </m:r>
-            </m:sub>
-          </m:sSub>
-          <m:sSub>
-            <m:e>
-              <m:acc>
-                <m:accPr>
-                  <m:chr m:val="/"/>
-                </m:accPr>
-                <m:e>
-                  <m:r>
-                    <m:t xml:space="preserve">p</m:t>
-                  </m:r>
-                </m:e>
-              </m:acc>
-            </m:e>
-            <m:sub>
-              <m:r>
-                <m:t xml:space="preserve">2</m:t>
-              </m:r>
-            </m:sub>
-          </m:sSub>
-          <m:r>
-            <m:t xml:space="preserve">−</m:t>
-          </m:r>
-          <m:r>
-            <m:t xml:space="preserve">m</m:t>
-          </m:r>
-          <m:r>
-            <m:t xml:space="preserve">]</m:t>
-          </m:r>
+          </m:func>
         </m:oMath>
       </m:oMathPara>
     </w:p>
@@ -1175,163 +1303,191 @@
           <m:r>
             <m:t xml:space="preserve">=</m:t>
           </m:r>
-          <m:r>
-            <m:t xml:space="preserve">Tr</m:t>
-          </m:r>
-          <m:r>
-            <m:t xml:space="preserve">[</m:t>
-          </m:r>
-          <m:sSup>
+          <m:func>
+            <m:fName>
+              <m:r>
+                <m:t xml:space="preserve">Tr</m:t>
+              </m:r>
+            </m:fName>
             <m:e>
-              <m:r>
-                <m:t xml:space="preserve">γ</m:t>
-              </m:r>
+              <m:d>
+                <m:dPr>
+                  <m:begChr m:val="["/>
+                  <m:endChr m:val="]"/>
+                </m:dPr>
+                <m:e>
+                  <m:sSup>
+                    <m:e>
+                      <m:r>
+                        <m:t xml:space="preserve">γ</m:t>
+                      </m:r>
+                    </m:e>
+                    <m:sup>
+                      <m:r>
+                        <m:t xml:space="preserve">α</m:t>
+                      </m:r>
+                    </m:sup>
+                  </m:sSup>
+                  <m:d>
+                    <m:dPr/>
+                    <m:e>
+                      <m:sSub>
+                        <m:e>
+                          <m:acc>
+                            <m:accPr>
+                              <m:chr m:val="/"/>
+                            </m:accPr>
+                            <m:e>
+                              <m:r>
+                                <m:t xml:space="preserve">q</m:t>
+                              </m:r>
+                            </m:e>
+                          </m:acc>
+                        </m:e>
+                        <m:sub>
+                          <m:r>
+                            <m:t xml:space="preserve">B</m:t>
+                          </m:r>
+                        </m:sub>
+                      </m:sSub>
+                      <m:r>
+                        <m:t xml:space="preserve">+</m:t>
+                      </m:r>
+                      <m:r>
+                        <m:t xml:space="preserve">m</m:t>
+                      </m:r>
+                    </m:e>
+                  </m:d>
+                  <m:sSup>
+                    <m:e>
+                      <m:r>
+                        <m:t xml:space="preserve">γ</m:t>
+                      </m:r>
+                    </m:e>
+                    <m:sup>
+                      <m:r>
+                        <m:t xml:space="preserve">β</m:t>
+                      </m:r>
+                    </m:sup>
+                  </m:sSup>
+                  <m:d>
+                    <m:dPr/>
+                    <m:e>
+                      <m:sSub>
+                        <m:e>
+                          <m:acc>
+                            <m:accPr>
+                              <m:chr m:val="/"/>
+                            </m:accPr>
+                            <m:e>
+                              <m:r>
+                                <m:t xml:space="preserve">p</m:t>
+                              </m:r>
+                            </m:e>
+                          </m:acc>
+                        </m:e>
+                        <m:sub>
+                          <m:r>
+                            <m:t xml:space="preserve">1</m:t>
+                          </m:r>
+                        </m:sub>
+                      </m:sSub>
+                      <m:r>
+                        <m:t xml:space="preserve">+</m:t>
+                      </m:r>
+                      <m:r>
+                        <m:t xml:space="preserve">m</m:t>
+                      </m:r>
+                    </m:e>
+                  </m:d>
+                  <m:sSub>
+                    <m:e>
+                      <m:r>
+                        <m:t xml:space="preserve">γ</m:t>
+                      </m:r>
+                    </m:e>
+                    <m:sub>
+                      <m:r>
+                        <m:t xml:space="preserve">β</m:t>
+                      </m:r>
+                    </m:sub>
+                  </m:sSub>
+                  <m:d>
+                    <m:dPr/>
+                    <m:e>
+                      <m:sSub>
+                        <m:e>
+                          <m:acc>
+                            <m:accPr>
+                              <m:chr m:val="/"/>
+                            </m:accPr>
+                            <m:e>
+                              <m:r>
+                                <m:t xml:space="preserve">q</m:t>
+                              </m:r>
+                            </m:e>
+                          </m:acc>
+                        </m:e>
+                        <m:sub>
+                          <m:r>
+                            <m:t xml:space="preserve">B</m:t>
+                          </m:r>
+                        </m:sub>
+                      </m:sSub>
+                      <m:r>
+                        <m:t xml:space="preserve">+</m:t>
+                      </m:r>
+                      <m:r>
+                        <m:t xml:space="preserve">m</m:t>
+                      </m:r>
+                    </m:e>
+                  </m:d>
+                  <m:sSub>
+                    <m:e>
+                      <m:r>
+                        <m:t xml:space="preserve">γ</m:t>
+                      </m:r>
+                    </m:e>
+                    <m:sub>
+                      <m:r>
+                        <m:t xml:space="preserve">α</m:t>
+                      </m:r>
+                    </m:sub>
+                  </m:sSub>
+                  <m:d>
+                    <m:dPr/>
+                    <m:e>
+                      <m:sSub>
+                        <m:e>
+                          <m:acc>
+                            <m:accPr>
+                              <m:chr m:val="/"/>
+                            </m:accPr>
+                            <m:e>
+                              <m:r>
+                                <m:t xml:space="preserve">p</m:t>
+                              </m:r>
+                            </m:e>
+                          </m:acc>
+                        </m:e>
+                        <m:sub>
+                          <m:r>
+                            <m:t xml:space="preserve">2</m:t>
+                          </m:r>
+                        </m:sub>
+                      </m:sSub>
+                      <m:r>
+                        <m:t xml:space="preserve">−</m:t>
+                      </m:r>
+                      <m:r>
+                        <m:t xml:space="preserve">m</m:t>
+                      </m:r>
+                    </m:e>
+                  </m:d>
+                </m:e>
+              </m:d>
             </m:e>
-            <m:sup>
-              <m:r>
-                <m:t xml:space="preserve">α</m:t>
-              </m:r>
-            </m:sup>
-          </m:sSup>
-          <m:sSub>
-            <m:e>
-              <m:acc>
-                <m:accPr>
-                  <m:chr m:val="/"/>
-                </m:accPr>
-                <m:e>
-                  <m:r>
-                    <m:t xml:space="preserve">q</m:t>
-                  </m:r>
-                </m:e>
-              </m:acc>
-            </m:e>
-            <m:sub>
-              <m:r>
-                <m:t xml:space="preserve">B</m:t>
-              </m:r>
-            </m:sub>
-          </m:sSub>
-          <m:r>
-            <m:t xml:space="preserve">+</m:t>
-          </m:r>
-          <m:r>
-            <m:t xml:space="preserve">m</m:t>
-          </m:r>
-          <m:sSup>
-            <m:e>
-              <m:r>
-                <m:t xml:space="preserve">γ</m:t>
-              </m:r>
-            </m:e>
-            <m:sup>
-              <m:r>
-                <m:t xml:space="preserve">β</m:t>
-              </m:r>
-            </m:sup>
-          </m:sSup>
-          <m:sSub>
-            <m:e>
-              <m:acc>
-                <m:accPr>
-                  <m:chr m:val="/"/>
-                </m:accPr>
-                <m:e>
-                  <m:r>
-                    <m:t xml:space="preserve">p</m:t>
-                  </m:r>
-                </m:e>
-              </m:acc>
-            </m:e>
-            <m:sub>
-              <m:r>
-                <m:t xml:space="preserve">1</m:t>
-              </m:r>
-            </m:sub>
-          </m:sSub>
-          <m:r>
-            <m:t xml:space="preserve">+</m:t>
-          </m:r>
-          <m:r>
-            <m:t xml:space="preserve">m</m:t>
-          </m:r>
-          <m:sSub>
-            <m:e>
-              <m:r>
-                <m:t xml:space="preserve">γ</m:t>
-              </m:r>
-            </m:e>
-            <m:sub>
-              <m:r>
-                <m:t xml:space="preserve">β</m:t>
-              </m:r>
-            </m:sub>
-          </m:sSub>
-          <m:sSub>
-            <m:e>
-              <m:acc>
-                <m:accPr>
-                  <m:chr m:val="/"/>
-                </m:accPr>
-                <m:e>
-                  <m:r>
-                    <m:t xml:space="preserve">q</m:t>
-                  </m:r>
-                </m:e>
-              </m:acc>
-            </m:e>
-            <m:sub>
-              <m:r>
-                <m:t xml:space="preserve">B</m:t>
-              </m:r>
-            </m:sub>
-          </m:sSub>
-          <m:r>
-            <m:t xml:space="preserve">+</m:t>
-          </m:r>
-          <m:r>
-            <m:t xml:space="preserve">m</m:t>
-          </m:r>
-          <m:sSub>
-            <m:e>
-              <m:r>
-                <m:t xml:space="preserve">γ</m:t>
-              </m:r>
-            </m:e>
-            <m:sub>
-              <m:r>
-                <m:t xml:space="preserve">α</m:t>
-              </m:r>
-            </m:sub>
-          </m:sSub>
-          <m:sSub>
-            <m:e>
-              <m:acc>
-                <m:accPr>
-                  <m:chr m:val="/"/>
-                </m:accPr>
-                <m:e>
-                  <m:r>
-                    <m:t xml:space="preserve">p</m:t>
-                  </m:r>
-                </m:e>
-              </m:acc>
-            </m:e>
-            <m:sub>
-              <m:r>
-                <m:t xml:space="preserve">2</m:t>
-              </m:r>
-            </m:sub>
-          </m:sSub>
-          <m:r>
-            <m:t xml:space="preserve">−</m:t>
-          </m:r>
-          <m:r>
-            <m:t xml:space="preserve">m</m:t>
-          </m:r>
-          <m:r>
-            <m:t xml:space="preserve">]</m:t>
-          </m:r>
+          </m:func>
         </m:oMath>
       </m:oMathPara>
     </w:p>
@@ -1357,163 +1513,191 @@
           <m:r>
             <m:t xml:space="preserve">=</m:t>
           </m:r>
-          <m:r>
-            <m:t xml:space="preserve">Tr</m:t>
-          </m:r>
-          <m:r>
-            <m:t xml:space="preserve">[</m:t>
-          </m:r>
-          <m:sSup>
+          <m:func>
+            <m:fName>
+              <m:r>
+                <m:t xml:space="preserve">Tr</m:t>
+              </m:r>
+            </m:fName>
             <m:e>
-              <m:r>
-                <m:t xml:space="preserve">γ</m:t>
-              </m:r>
+              <m:d>
+                <m:dPr>
+                  <m:begChr m:val="["/>
+                  <m:endChr m:val="]"/>
+                </m:dPr>
+                <m:e>
+                  <m:sSup>
+                    <m:e>
+                      <m:r>
+                        <m:t xml:space="preserve">γ</m:t>
+                      </m:r>
+                    </m:e>
+                    <m:sup>
+                      <m:r>
+                        <m:t xml:space="preserve">β</m:t>
+                      </m:r>
+                    </m:sup>
+                  </m:sSup>
+                  <m:d>
+                    <m:dPr/>
+                    <m:e>
+                      <m:sSub>
+                        <m:e>
+                          <m:acc>
+                            <m:accPr>
+                              <m:chr m:val="/"/>
+                            </m:accPr>
+                            <m:e>
+                              <m:r>
+                                <m:t xml:space="preserve">q</m:t>
+                              </m:r>
+                            </m:e>
+                          </m:acc>
+                        </m:e>
+                        <m:sub>
+                          <m:r>
+                            <m:t xml:space="preserve">A</m:t>
+                          </m:r>
+                        </m:sub>
+                      </m:sSub>
+                      <m:r>
+                        <m:t xml:space="preserve">+</m:t>
+                      </m:r>
+                      <m:r>
+                        <m:t xml:space="preserve">m</m:t>
+                      </m:r>
+                    </m:e>
+                  </m:d>
+                  <m:sSup>
+                    <m:e>
+                      <m:r>
+                        <m:t xml:space="preserve">γ</m:t>
+                      </m:r>
+                    </m:e>
+                    <m:sup>
+                      <m:r>
+                        <m:t xml:space="preserve">α</m:t>
+                      </m:r>
+                    </m:sup>
+                  </m:sSup>
+                  <m:d>
+                    <m:dPr/>
+                    <m:e>
+                      <m:sSub>
+                        <m:e>
+                          <m:acc>
+                            <m:accPr>
+                              <m:chr m:val="/"/>
+                            </m:accPr>
+                            <m:e>
+                              <m:r>
+                                <m:t xml:space="preserve">p</m:t>
+                              </m:r>
+                            </m:e>
+                          </m:acc>
+                        </m:e>
+                        <m:sub>
+                          <m:r>
+                            <m:t xml:space="preserve">1</m:t>
+                          </m:r>
+                        </m:sub>
+                      </m:sSub>
+                      <m:r>
+                        <m:t xml:space="preserve">+</m:t>
+                      </m:r>
+                      <m:r>
+                        <m:t xml:space="preserve">m</m:t>
+                      </m:r>
+                    </m:e>
+                  </m:d>
+                  <m:sSub>
+                    <m:e>
+                      <m:r>
+                        <m:t xml:space="preserve">γ</m:t>
+                      </m:r>
+                    </m:e>
+                    <m:sub>
+                      <m:r>
+                        <m:t xml:space="preserve">α</m:t>
+                      </m:r>
+                    </m:sub>
+                  </m:sSub>
+                  <m:d>
+                    <m:dPr/>
+                    <m:e>
+                      <m:sSub>
+                        <m:e>
+                          <m:acc>
+                            <m:accPr>
+                              <m:chr m:val="/"/>
+                            </m:accPr>
+                            <m:e>
+                              <m:r>
+                                <m:t xml:space="preserve">q</m:t>
+                              </m:r>
+                            </m:e>
+                          </m:acc>
+                        </m:e>
+                        <m:sub>
+                          <m:r>
+                            <m:t xml:space="preserve">B</m:t>
+                          </m:r>
+                        </m:sub>
+                      </m:sSub>
+                      <m:r>
+                        <m:t xml:space="preserve">+</m:t>
+                      </m:r>
+                      <m:r>
+                        <m:t xml:space="preserve">m</m:t>
+                      </m:r>
+                    </m:e>
+                  </m:d>
+                  <m:sSub>
+                    <m:e>
+                      <m:r>
+                        <m:t xml:space="preserve">γ</m:t>
+                      </m:r>
+                    </m:e>
+                    <m:sub>
+                      <m:r>
+                        <m:t xml:space="preserve">β</m:t>
+                      </m:r>
+                    </m:sub>
+                  </m:sSub>
+                  <m:d>
+                    <m:dPr/>
+                    <m:e>
+                      <m:sSub>
+                        <m:e>
+                          <m:acc>
+                            <m:accPr>
+                              <m:chr m:val="/"/>
+                            </m:accPr>
+                            <m:e>
+                              <m:r>
+                                <m:t xml:space="preserve">p</m:t>
+                              </m:r>
+                            </m:e>
+                          </m:acc>
+                        </m:e>
+                        <m:sub>
+                          <m:r>
+                            <m:t xml:space="preserve">2</m:t>
+                          </m:r>
+                        </m:sub>
+                      </m:sSub>
+                      <m:r>
+                        <m:t xml:space="preserve">−</m:t>
+                      </m:r>
+                      <m:r>
+                        <m:t xml:space="preserve">m</m:t>
+                      </m:r>
+                    </m:e>
+                  </m:d>
+                </m:e>
+              </m:d>
             </m:e>
-            <m:sup>
-              <m:r>
-                <m:t xml:space="preserve">β</m:t>
-              </m:r>
-            </m:sup>
-          </m:sSup>
-          <m:sSub>
-            <m:e>
-              <m:acc>
-                <m:accPr>
-                  <m:chr m:val="/"/>
-                </m:accPr>
-                <m:e>
-                  <m:r>
-                    <m:t xml:space="preserve">q</m:t>
-                  </m:r>
-                </m:e>
-              </m:acc>
-            </m:e>
-            <m:sub>
-              <m:r>
-                <m:t xml:space="preserve">A</m:t>
-              </m:r>
-            </m:sub>
-          </m:sSub>
-          <m:r>
-            <m:t xml:space="preserve">+</m:t>
-          </m:r>
-          <m:r>
-            <m:t xml:space="preserve">m</m:t>
-          </m:r>
-          <m:sSup>
-            <m:e>
-              <m:r>
-                <m:t xml:space="preserve">γ</m:t>
-              </m:r>
-            </m:e>
-            <m:sup>
-              <m:r>
-                <m:t xml:space="preserve">α</m:t>
-              </m:r>
-            </m:sup>
-          </m:sSup>
-          <m:sSub>
-            <m:e>
-              <m:acc>
-                <m:accPr>
-                  <m:chr m:val="/"/>
-                </m:accPr>
-                <m:e>
-                  <m:r>
-                    <m:t xml:space="preserve">p</m:t>
-                  </m:r>
-                </m:e>
-              </m:acc>
-            </m:e>
-            <m:sub>
-              <m:r>
-                <m:t xml:space="preserve">1</m:t>
-              </m:r>
-            </m:sub>
-          </m:sSub>
-          <m:r>
-            <m:t xml:space="preserve">+</m:t>
-          </m:r>
-          <m:r>
-            <m:t xml:space="preserve">m</m:t>
-          </m:r>
-          <m:sSub>
-            <m:e>
-              <m:r>
-                <m:t xml:space="preserve">γ</m:t>
-              </m:r>
-            </m:e>
-            <m:sub>
-              <m:r>
-                <m:t xml:space="preserve">α</m:t>
-              </m:r>
-            </m:sub>
-          </m:sSub>
-          <m:sSub>
-            <m:e>
-              <m:acc>
-                <m:accPr>
-                  <m:chr m:val="/"/>
-                </m:accPr>
-                <m:e>
-                  <m:r>
-                    <m:t xml:space="preserve">q</m:t>
-                  </m:r>
-                </m:e>
-              </m:acc>
-            </m:e>
-            <m:sub>
-              <m:r>
-                <m:t xml:space="preserve">B</m:t>
-              </m:r>
-            </m:sub>
-          </m:sSub>
-          <m:r>
-            <m:t xml:space="preserve">+</m:t>
-          </m:r>
-          <m:r>
-            <m:t xml:space="preserve">m</m:t>
-          </m:r>
-          <m:sSub>
-            <m:e>
-              <m:r>
-                <m:t xml:space="preserve">γ</m:t>
-              </m:r>
-            </m:e>
-            <m:sub>
-              <m:r>
-                <m:t xml:space="preserve">β</m:t>
-              </m:r>
-            </m:sub>
-          </m:sSub>
-          <m:sSub>
-            <m:e>
-              <m:acc>
-                <m:accPr>
-                  <m:chr m:val="/"/>
-                </m:accPr>
-                <m:e>
-                  <m:r>
-                    <m:t xml:space="preserve">p</m:t>
-                  </m:r>
-                </m:e>
-              </m:acc>
-            </m:e>
-            <m:sub>
-              <m:r>
-                <m:t xml:space="preserve">2</m:t>
-              </m:r>
-            </m:sub>
-          </m:sSub>
-          <m:r>
-            <m:t xml:space="preserve">−</m:t>
-          </m:r>
-          <m:r>
-            <m:t xml:space="preserve">m</m:t>
-          </m:r>
-          <m:r>
-            <m:t xml:space="preserve">]</m:t>
-          </m:r>
+          </m:func>
         </m:oMath>
       </m:oMathPara>
     </w:p>
@@ -1576,31 +1760,36 @@
               </m:r>
             </m:sup>
           </m:sSup>
-          <m:sSub>
+          <m:d>
+            <m:dPr/>
             <m:e>
-              <m:acc>
-                <m:accPr>
-                  <m:chr m:val="/"/>
-                </m:accPr>
+              <m:sSub>
                 <m:e>
+                  <m:acc>
+                    <m:accPr>
+                      <m:chr m:val="/"/>
+                    </m:accPr>
+                    <m:e>
+                      <m:r>
+                        <m:t xml:space="preserve">p</m:t>
+                      </m:r>
+                    </m:e>
+                  </m:acc>
+                </m:e>
+                <m:sub>
                   <m:r>
-                    <m:t xml:space="preserve">p</m:t>
+                    <m:t xml:space="preserve">1</m:t>
                   </m:r>
-                </m:e>
-              </m:acc>
+                </m:sub>
+              </m:sSub>
+              <m:r>
+                <m:t xml:space="preserve">+</m:t>
+              </m:r>
+              <m:r>
+                <m:t xml:space="preserve">m</m:t>
+              </m:r>
             </m:e>
-            <m:sub>
-              <m:r>
-                <m:t xml:space="preserve">1</m:t>
-              </m:r>
-            </m:sub>
-          </m:sSub>
-          <m:r>
-            <m:t xml:space="preserve">+</m:t>
-          </m:r>
-          <m:r>
-            <m:t xml:space="preserve">m</m:t>
-          </m:r>
+          </m:d>
           <m:sSub>
             <m:e>
               <m:r>
@@ -1619,6 +1808,9 @@
           <m:r>
             <m:t xml:space="preserve">−</m:t>
           </m:r>
+          <m:r>
+            <m:t xml:space="preserve">2</m:t>
+          </m:r>
           <m:sSub>
             <m:e>
               <m:acc>
@@ -1627,7 +1819,7 @@
                 </m:accPr>
                 <m:e>
                   <m:r>
-                    <m:t xml:space="preserve">2p</m:t>
+                    <m:t xml:space="preserve">p</m:t>
                   </m:r>
                 </m:e>
               </m:acc>
@@ -1690,65 +1882,78 @@
           <m:r>
             <m:t xml:space="preserve">32</m:t>
           </m:r>
-          <m:sSub>
+          <m:d>
+            <m:dPr/>
             <m:e>
+              <m:sSub>
+                <m:e>
+                  <m:r>
+                    <m:t xml:space="preserve">q</m:t>
+                  </m:r>
+                </m:e>
+                <m:sub>
+                  <m:r>
+                    <m:t xml:space="preserve">A</m:t>
+                  </m:r>
+                </m:sub>
+              </m:sSub>
               <m:r>
-                <m:t xml:space="preserve">q</m:t>
+                <m:t xml:space="preserve">·</m:t>
               </m:r>
+              <m:sSub>
+                <m:e>
+                  <m:r>
+                    <m:t xml:space="preserve">p</m:t>
+                  </m:r>
+                </m:e>
+                <m:sub>
+                  <m:r>
+                    <m:t xml:space="preserve">1</m:t>
+                  </m:r>
+                </m:sub>
+              </m:sSub>
             </m:e>
-            <m:sub>
+          </m:d>
+          <m:d>
+            <m:dPr/>
+            <m:e>
+              <m:sSub>
+                <m:e>
+                  <m:r>
+                    <m:t xml:space="preserve">q</m:t>
+                  </m:r>
+                </m:e>
+                <m:sub>
+                  <m:r>
+                    <m:t xml:space="preserve">A</m:t>
+                  </m:r>
+                </m:sub>
+              </m:sSub>
               <m:r>
-                <m:t xml:space="preserve">A</m:t>
+                <m:t xml:space="preserve">·</m:t>
               </m:r>
-            </m:sub>
-          </m:sSub>
-          <m:r>
-            <m:t xml:space="preserve">·</m:t>
-          </m:r>
-          <m:sSub>
-            <m:e>
-              <m:r>
-                <m:t xml:space="preserve">p</m:t>
-              </m:r>
+              <m:sSub>
+                <m:e>
+                  <m:r>
+                    <m:t xml:space="preserve">p</m:t>
+                  </m:r>
+                </m:e>
+                <m:sub>
+                  <m:r>
+                    <m:t xml:space="preserve">2</m:t>
+                  </m:r>
+                </m:sub>
+              </m:sSub>
             </m:e>
-            <m:sub>
-              <m:r>
-                <m:t xml:space="preserve">1</m:t>
-              </m:r>
-            </m:sub>
-          </m:sSub>
-          <m:sSub>
-            <m:e>
-              <m:r>
-                <m:t xml:space="preserve">q</m:t>
-              </m:r>
-            </m:e>
-            <m:sub>
-              <m:r>
-                <m:t xml:space="preserve">A</m:t>
-              </m:r>
-            </m:sub>
-          </m:sSub>
-          <m:r>
-            <m:t xml:space="preserve">·</m:t>
-          </m:r>
-          <m:sSub>
-            <m:e>
-              <m:r>
-                <m:t xml:space="preserve">p</m:t>
-              </m:r>
-            </m:e>
-            <m:sub>
-              <m:r>
-                <m:t xml:space="preserve">2</m:t>
-              </m:r>
-            </m:sub>
-          </m:sSub>
+          </m:d>
           <m:r>
             <m:t xml:space="preserve">−</m:t>
           </m:r>
           <m:r>
             <m:t xml:space="preserve">16</m:t>
+          </m:r>
+          <m:r>
+            <m:t xml:space="preserve"> </m:t>
           </m:r>
           <m:sSubSup>
             <m:e>
@@ -1767,33 +1972,38 @@
               </m:r>
             </m:sup>
           </m:sSubSup>
-          <m:sSub>
+          <m:d>
+            <m:dPr/>
             <m:e>
+              <m:sSub>
+                <m:e>
+                  <m:r>
+                    <m:t xml:space="preserve">p</m:t>
+                  </m:r>
+                </m:e>
+                <m:sub>
+                  <m:r>
+                    <m:t xml:space="preserve">1</m:t>
+                  </m:r>
+                </m:sub>
+              </m:sSub>
               <m:r>
-                <m:t xml:space="preserve">p</m:t>
+                <m:t xml:space="preserve">·</m:t>
               </m:r>
+              <m:sSub>
+                <m:e>
+                  <m:r>
+                    <m:t xml:space="preserve">p</m:t>
+                  </m:r>
+                </m:e>
+                <m:sub>
+                  <m:r>
+                    <m:t xml:space="preserve">2</m:t>
+                  </m:r>
+                </m:sub>
+              </m:sSub>
             </m:e>
-            <m:sub>
-              <m:r>
-                <m:t xml:space="preserve">1</m:t>
-              </m:r>
-            </m:sub>
-          </m:sSub>
-          <m:r>
-            <m:t xml:space="preserve">·</m:t>
-          </m:r>
-          <m:sSub>
-            <m:e>
-              <m:r>
-                <m:t xml:space="preserve">p</m:t>
-              </m:r>
-            </m:e>
-            <m:sub>
-              <m:r>
-                <m:t xml:space="preserve">2</m:t>
-              </m:r>
-            </m:sub>
-          </m:sSub>
+          </m:d>
         </m:oMath>
       </m:oMathPara>
     </w:p>
@@ -1827,51 +2037,66 @@
           <m:r>
             <m:t xml:space="preserve">32</m:t>
           </m:r>
-          <m:f>
-            <m:num>
+          <m:d>
+            <m:dPr/>
+            <m:e>
+              <m:f>
+                <m:num>
+                  <m:r>
+                    <m:t xml:space="preserve">t</m:t>
+                  </m:r>
+                </m:num>
+                <m:den>
+                  <m:r>
+                    <m:t xml:space="preserve">2</m:t>
+                  </m:r>
+                </m:den>
+              </m:f>
+            </m:e>
+          </m:d>
+          <m:d>
+            <m:dPr/>
+            <m:e>
               <m:r>
-                <m:t xml:space="preserve">t</m:t>
+                <m:t xml:space="preserve">−</m:t>
               </m:r>
-            </m:num>
-            <m:den>
-              <m:r>
-                <m:t xml:space="preserve">2</m:t>
-              </m:r>
-            </m:den>
-          </m:f>
-          <m:r>
-            <m:t xml:space="preserve">−</m:t>
-          </m:r>
-          <m:f>
-            <m:num>
-              <m:r>
-                <m:t xml:space="preserve">t</m:t>
-              </m:r>
-            </m:num>
-            <m:den>
-              <m:r>
-                <m:t xml:space="preserve">2</m:t>
-              </m:r>
-            </m:den>
-          </m:f>
+              <m:f>
+                <m:num>
+                  <m:r>
+                    <m:t xml:space="preserve">t</m:t>
+                  </m:r>
+                </m:num>
+                <m:den>
+                  <m:r>
+                    <m:t xml:space="preserve">2</m:t>
+                  </m:r>
+                </m:den>
+              </m:f>
+            </m:e>
+          </m:d>
           <m:r>
             <m:t xml:space="preserve">−</m:t>
           </m:r>
           <m:r>
             <m:t xml:space="preserve">16t</m:t>
           </m:r>
-          <m:f>
-            <m:num>
-              <m:r>
-                <m:t xml:space="preserve">s</m:t>
-              </m:r>
-            </m:num>
-            <m:den>
-              <m:r>
-                <m:t xml:space="preserve">2</m:t>
-              </m:r>
-            </m:den>
-          </m:f>
+          <m:d>
+            <m:dPr/>
+            <m:e>
+              <m:f>
+                <m:num>
+                  <m:r>
+                    <m:t xml:space="preserve">s</m:t>
+                  </m:r>
+                </m:num>
+                <m:den>
+                  <m:r>
+                    <m:t xml:space="preserve">2</m:t>
+                  </m:r>
+                </m:den>
+              </m:f>
+            </m:e>
+          </m:d>
           <m:r>
             <m:t xml:space="preserve">=</m:t>
           </m:r>
@@ -1905,15 +2130,20 @@
           <m:r>
             <m:t xml:space="preserve">8t</m:t>
           </m:r>
-          <m:r>
-            <m:t xml:space="preserve">t</m:t>
-          </m:r>
-          <m:r>
-            <m:t xml:space="preserve">+</m:t>
-          </m:r>
-          <m:r>
-            <m:t xml:space="preserve">s</m:t>
-          </m:r>
+          <m:d>
+            <m:dPr/>
+            <m:e>
+              <m:r>
+                <m:t xml:space="preserve">t</m:t>
+              </m:r>
+              <m:r>
+                <m:t xml:space="preserve">+</m:t>
+              </m:r>
+              <m:r>
+                <m:t xml:space="preserve">s</m:t>
+              </m:r>
+            </m:e>
+          </m:d>
           <m:r>
             <m:t xml:space="preserve">=</m:t>
           </m:r>
@@ -2002,179 +2232,214 @@
             <m:t xml:space="preserve">16</m:t>
           </m:r>
           <m:r>
-            <m:t xml:space="preserve">[</m:t>
+            <m:t xml:space="preserve"> </m:t>
           </m:r>
-          <m:sSub>
+          <m:d>
+            <m:dPr>
+              <m:begChr m:val="["/>
+              <m:endChr m:val="]"/>
+            </m:dPr>
             <m:e>
+              <m:d>
+                <m:dPr/>
+                <m:e>
+                  <m:sSub>
+                    <m:e>
+                      <m:r>
+                        <m:t xml:space="preserve">q</m:t>
+                      </m:r>
+                    </m:e>
+                    <m:sub>
+                      <m:r>
+                        <m:t xml:space="preserve">B</m:t>
+                      </m:r>
+                    </m:sub>
+                  </m:sSub>
+                  <m:r>
+                    <m:t xml:space="preserve">·</m:t>
+                  </m:r>
+                  <m:sSub>
+                    <m:e>
+                      <m:r>
+                        <m:t xml:space="preserve">p</m:t>
+                      </m:r>
+                    </m:e>
+                    <m:sub>
+                      <m:r>
+                        <m:t xml:space="preserve">1</m:t>
+                      </m:r>
+                    </m:sub>
+                  </m:sSub>
+                </m:e>
+              </m:d>
+              <m:d>
+                <m:dPr/>
+                <m:e>
+                  <m:sSub>
+                    <m:e>
+                      <m:r>
+                        <m:t xml:space="preserve">q</m:t>
+                      </m:r>
+                    </m:e>
+                    <m:sub>
+                      <m:r>
+                        <m:t xml:space="preserve">A</m:t>
+                      </m:r>
+                    </m:sub>
+                  </m:sSub>
+                  <m:r>
+                    <m:t xml:space="preserve">·</m:t>
+                  </m:r>
+                  <m:sSub>
+                    <m:e>
+                      <m:r>
+                        <m:t xml:space="preserve">p</m:t>
+                      </m:r>
+                    </m:e>
+                    <m:sub>
+                      <m:r>
+                        <m:t xml:space="preserve">2</m:t>
+                      </m:r>
+                    </m:sub>
+                  </m:sSub>
+                </m:e>
+              </m:d>
               <m:r>
-                <m:t xml:space="preserve">q</m:t>
+                <m:t xml:space="preserve">−</m:t>
               </m:r>
+              <m:d>
+                <m:dPr/>
+                <m:e>
+                  <m:sSub>
+                    <m:e>
+                      <m:r>
+                        <m:t xml:space="preserve">q</m:t>
+                      </m:r>
+                    </m:e>
+                    <m:sub>
+                      <m:r>
+                        <m:t xml:space="preserve">A</m:t>
+                      </m:r>
+                    </m:sub>
+                  </m:sSub>
+                  <m:r>
+                    <m:t xml:space="preserve">·</m:t>
+                  </m:r>
+                  <m:sSub>
+                    <m:e>
+                      <m:r>
+                        <m:t xml:space="preserve">q</m:t>
+                      </m:r>
+                    </m:e>
+                    <m:sub>
+                      <m:r>
+                        <m:t xml:space="preserve">B</m:t>
+                      </m:r>
+                    </m:sub>
+                  </m:sSub>
+                </m:e>
+              </m:d>
+              <m:d>
+                <m:dPr/>
+                <m:e>
+                  <m:sSub>
+                    <m:e>
+                      <m:r>
+                        <m:t xml:space="preserve">p</m:t>
+                      </m:r>
+                    </m:e>
+                    <m:sub>
+                      <m:r>
+                        <m:t xml:space="preserve">1</m:t>
+                      </m:r>
+                    </m:sub>
+                  </m:sSub>
+                  <m:r>
+                    <m:t xml:space="preserve">·</m:t>
+                  </m:r>
+                  <m:sSub>
+                    <m:e>
+                      <m:r>
+                        <m:t xml:space="preserve">p</m:t>
+                      </m:r>
+                    </m:e>
+                    <m:sub>
+                      <m:r>
+                        <m:t xml:space="preserve">2</m:t>
+                      </m:r>
+                    </m:sub>
+                  </m:sSub>
+                </m:e>
+              </m:d>
+              <m:r>
+                <m:t xml:space="preserve">+</m:t>
+              </m:r>
+              <m:d>
+                <m:dPr/>
+                <m:e>
+                  <m:sSub>
+                    <m:e>
+                      <m:r>
+                        <m:t xml:space="preserve">q</m:t>
+                      </m:r>
+                    </m:e>
+                    <m:sub>
+                      <m:r>
+                        <m:t xml:space="preserve">B</m:t>
+                      </m:r>
+                    </m:sub>
+                  </m:sSub>
+                  <m:r>
+                    <m:t xml:space="preserve">·</m:t>
+                  </m:r>
+                  <m:sSub>
+                    <m:e>
+                      <m:r>
+                        <m:t xml:space="preserve">p</m:t>
+                      </m:r>
+                    </m:e>
+                    <m:sub>
+                      <m:r>
+                        <m:t xml:space="preserve">2</m:t>
+                      </m:r>
+                    </m:sub>
+                  </m:sSub>
+                </m:e>
+              </m:d>
+              <m:d>
+                <m:dPr/>
+                <m:e>
+                  <m:sSub>
+                    <m:e>
+                      <m:r>
+                        <m:t xml:space="preserve">q</m:t>
+                      </m:r>
+                    </m:e>
+                    <m:sub>
+                      <m:r>
+                        <m:t xml:space="preserve">A</m:t>
+                      </m:r>
+                    </m:sub>
+                  </m:sSub>
+                  <m:r>
+                    <m:t xml:space="preserve">·</m:t>
+                  </m:r>
+                  <m:sSub>
+                    <m:e>
+                      <m:r>
+                        <m:t xml:space="preserve">p</m:t>
+                      </m:r>
+                    </m:e>
+                    <m:sub>
+                      <m:r>
+                        <m:t xml:space="preserve">1</m:t>
+                      </m:r>
+                    </m:sub>
+                  </m:sSub>
+                </m:e>
+              </m:d>
             </m:e>
-            <m:sub>
-              <m:r>
-                <m:t xml:space="preserve">B</m:t>
-              </m:r>
-            </m:sub>
-          </m:sSub>
-          <m:r>
-            <m:t xml:space="preserve">·</m:t>
-          </m:r>
-          <m:sSub>
-            <m:e>
-              <m:r>
-                <m:t xml:space="preserve">p</m:t>
-              </m:r>
-            </m:e>
-            <m:sub>
-              <m:r>
-                <m:t xml:space="preserve">1</m:t>
-              </m:r>
-            </m:sub>
-          </m:sSub>
-          <m:sSub>
-            <m:e>
-              <m:r>
-                <m:t xml:space="preserve">q</m:t>
-              </m:r>
-            </m:e>
-            <m:sub>
-              <m:r>
-                <m:t xml:space="preserve">A</m:t>
-              </m:r>
-            </m:sub>
-          </m:sSub>
-          <m:r>
-            <m:t xml:space="preserve">·</m:t>
-          </m:r>
-          <m:sSub>
-            <m:e>
-              <m:r>
-                <m:t xml:space="preserve">p</m:t>
-              </m:r>
-            </m:e>
-            <m:sub>
-              <m:r>
-                <m:t xml:space="preserve">2</m:t>
-              </m:r>
-            </m:sub>
-          </m:sSub>
-          <m:r>
-            <m:t xml:space="preserve">−</m:t>
-          </m:r>
-          <m:sSub>
-            <m:e>
-              <m:r>
-                <m:t xml:space="preserve">q</m:t>
-              </m:r>
-            </m:e>
-            <m:sub>
-              <m:r>
-                <m:t xml:space="preserve">A</m:t>
-              </m:r>
-            </m:sub>
-          </m:sSub>
-          <m:r>
-            <m:t xml:space="preserve">·</m:t>
-          </m:r>
-          <m:sSub>
-            <m:e>
-              <m:r>
-                <m:t xml:space="preserve">q</m:t>
-              </m:r>
-            </m:e>
-            <m:sub>
-              <m:r>
-                <m:t xml:space="preserve">B</m:t>
-              </m:r>
-            </m:sub>
-          </m:sSub>
-          <m:sSub>
-            <m:e>
-              <m:r>
-                <m:t xml:space="preserve">p</m:t>
-              </m:r>
-            </m:e>
-            <m:sub>
-              <m:r>
-                <m:t xml:space="preserve">1</m:t>
-              </m:r>
-            </m:sub>
-          </m:sSub>
-          <m:r>
-            <m:t xml:space="preserve">·</m:t>
-          </m:r>
-          <m:sSub>
-            <m:e>
-              <m:r>
-                <m:t xml:space="preserve">p</m:t>
-              </m:r>
-            </m:e>
-            <m:sub>
-              <m:r>
-                <m:t xml:space="preserve">2</m:t>
-              </m:r>
-            </m:sub>
-          </m:sSub>
-          <m:r>
-            <m:t xml:space="preserve">+</m:t>
-          </m:r>
-          <m:sSub>
-            <m:e>
-              <m:r>
-                <m:t xml:space="preserve">q</m:t>
-              </m:r>
-            </m:e>
-            <m:sub>
-              <m:r>
-                <m:t xml:space="preserve">B</m:t>
-              </m:r>
-            </m:sub>
-          </m:sSub>
-          <m:r>
-            <m:t xml:space="preserve">·</m:t>
-          </m:r>
-          <m:sSub>
-            <m:e>
-              <m:r>
-                <m:t xml:space="preserve">p</m:t>
-              </m:r>
-            </m:e>
-            <m:sub>
-              <m:r>
-                <m:t xml:space="preserve">2</m:t>
-              </m:r>
-            </m:sub>
-          </m:sSub>
-          <m:sSub>
-            <m:e>
-              <m:r>
-                <m:t xml:space="preserve">q</m:t>
-              </m:r>
-            </m:e>
-            <m:sub>
-              <m:r>
-                <m:t xml:space="preserve">A</m:t>
-              </m:r>
-            </m:sub>
-          </m:sSub>
-          <m:r>
-            <m:t xml:space="preserve">·</m:t>
-          </m:r>
-          <m:sSub>
-            <m:e>
-              <m:r>
-                <m:t xml:space="preserve">p</m:t>
-              </m:r>
-            </m:e>
-            <m:sub>
-              <m:r>
-                <m:t xml:space="preserve">1</m:t>
-              </m:r>
-            </m:sub>
-          </m:sSub>
-          <m:r>
-            <m:t xml:space="preserve">]</m:t>
-          </m:r>
+          </m:d>
         </m:oMath>
       </m:oMathPara>
     </w:p>
@@ -2209,74 +2474,94 @@
             <m:t xml:space="preserve">16</m:t>
           </m:r>
           <m:r>
-            <m:t xml:space="preserve">[</m:t>
+            <m:t xml:space="preserve"> </m:t>
           </m:r>
-          <m:f>
-            <m:num>
+          <m:d>
+            <m:dPr>
+              <m:begChr m:val="["/>
+              <m:endChr m:val="]"/>
+            </m:dPr>
+            <m:e>
+              <m:f>
+                <m:num>
+                  <m:r>
+                    <m:t xml:space="preserve">u</m:t>
+                  </m:r>
+                </m:num>
+                <m:den>
+                  <m:r>
+                    <m:t xml:space="preserve">2</m:t>
+                  </m:r>
+                </m:den>
+              </m:f>
+              <m:d>
+                <m:dPr/>
+                <m:e>
+                  <m:r>
+                    <m:t xml:space="preserve">−</m:t>
+                  </m:r>
+                  <m:f>
+                    <m:num>
+                      <m:r>
+                        <m:t xml:space="preserve">t</m:t>
+                      </m:r>
+                    </m:num>
+                    <m:den>
+                      <m:r>
+                        <m:t xml:space="preserve">2</m:t>
+                      </m:r>
+                    </m:den>
+                  </m:f>
+                </m:e>
+              </m:d>
               <m:r>
-                <m:t xml:space="preserve">u</m:t>
+                <m:t xml:space="preserve">−</m:t>
               </m:r>
-            </m:num>
-            <m:den>
               <m:r>
-                <m:t xml:space="preserve">2</m:t>
+                <m:t xml:space="preserve">0</m:t>
               </m:r>
-            </m:den>
-          </m:f>
-          <m:r>
-            <m:t xml:space="preserve">−</m:t>
-          </m:r>
-          <m:f>
-            <m:num>
               <m:r>
-                <m:t xml:space="preserve">t</m:t>
+                <m:t xml:space="preserve">+</m:t>
               </m:r>
-            </m:num>
-            <m:den>
-              <m:r>
-                <m:t xml:space="preserve">2</m:t>
-              </m:r>
-            </m:den>
-          </m:f>
-          <m:r>
-            <m:t xml:space="preserve">−</m:t>
-          </m:r>
-          <m:r>
-            <m:t xml:space="preserve">0</m:t>
-          </m:r>
-          <m:r>
-            <m:t xml:space="preserve">+</m:t>
-          </m:r>
-          <m:r>
-            <m:t xml:space="preserve">−</m:t>
-          </m:r>
-          <m:f>
-            <m:num>
-              <m:r>
-                <m:t xml:space="preserve">u</m:t>
-              </m:r>
-            </m:num>
-            <m:den>
-              <m:r>
-                <m:t xml:space="preserve">2</m:t>
-              </m:r>
-            </m:den>
-          </m:f>
-          <m:f>
-            <m:num>
-              <m:r>
-                <m:t xml:space="preserve">t</m:t>
-              </m:r>
-            </m:num>
-            <m:den>
-              <m:r>
-                <m:t xml:space="preserve">2</m:t>
-              </m:r>
-            </m:den>
-          </m:f>
-          <m:r>
-            <m:t xml:space="preserve">]</m:t>
-          </m:r>
+              <m:d>
+                <m:dPr/>
+                <m:e>
+                  <m:r>
+                    <m:t xml:space="preserve">−</m:t>
+                  </m:r>
+                  <m:f>
+                    <m:num>
+                      <m:r>
+                        <m:t xml:space="preserve">u</m:t>
+                      </m:r>
+                    </m:num>
+                    <m:den>
+                      <m:r>
+                        <m:t xml:space="preserve">2</m:t>
+                      </m:r>
+                    </m:den>
+                  </m:f>
+                </m:e>
+              </m:d>
+              <m:d>
+                <m:dPr/>
+                <m:e>
+                  <m:f>
+                    <m:num>
+                      <m:r>
+                        <m:t xml:space="preserve">t</m:t>
+                      </m:r>
+                    </m:num>
+                    <m:den>
+                      <m:r>
+                        <m:t xml:space="preserve">2</m:t>
+                      </m:r>
+                    </m:den>
+                  </m:f>
+                </m:e>
+              </m:d>
+            </m:e>
+          </m:d>
           <m:r>
             <m:t xml:space="preserve">=</m:t>
           </m:r>
@@ -2284,41 +2569,46 @@
             <m:t xml:space="preserve">16</m:t>
           </m:r>
           <m:r>
-            <m:t xml:space="preserve">[</m:t>
+            <m:t xml:space="preserve"> </m:t>
           </m:r>
-          <m:r>
-            <m:t xml:space="preserve">−</m:t>
-          </m:r>
-          <m:f>
-            <m:num>
+          <m:d>
+            <m:dPr>
+              <m:begChr m:val="["/>
+              <m:endChr m:val="]"/>
+            </m:dPr>
+            <m:e>
               <m:r>
-                <m:t xml:space="preserve">tu</m:t>
+                <m:t xml:space="preserve">−</m:t>
               </m:r>
-            </m:num>
-            <m:den>
+              <m:f>
+                <m:num>
+                  <m:r>
+                    <m:t xml:space="preserve">tu</m:t>
+                  </m:r>
+                </m:num>
+                <m:den>
+                  <m:r>
+                    <m:t xml:space="preserve">4</m:t>
+                  </m:r>
+                </m:den>
+              </m:f>
               <m:r>
-                <m:t xml:space="preserve">4</m:t>
+                <m:t xml:space="preserve">−</m:t>
               </m:r>
-            </m:den>
-          </m:f>
-          <m:r>
-            <m:t xml:space="preserve">−</m:t>
-          </m:r>
-          <m:f>
-            <m:num>
-              <m:r>
-                <m:t xml:space="preserve">tu</m:t>
-              </m:r>
-            </m:num>
-            <m:den>
-              <m:r>
-                <m:t xml:space="preserve">4</m:t>
-              </m:r>
-            </m:den>
-          </m:f>
-          <m:r>
-            <m:t xml:space="preserve">]</m:t>
-          </m:r>
+              <m:f>
+                <m:num>
+                  <m:r>
+                    <m:t xml:space="preserve">tu</m:t>
+                  </m:r>
+                </m:num>
+                <m:den>
+                  <m:r>
+                    <m:t xml:space="preserve">4</m:t>
+                  </m:r>
+                </m:den>
+              </m:f>
+            </m:e>
+          </m:d>
           <m:r>
             <m:t xml:space="preserve">=</m:t>
           </m:r>
@@ -2363,17 +2653,20 @@
           <m:r>
             <m:t xml:space="preserve">Σ</m:t>
           </m:r>
-          <m:r>
-            <m:t xml:space="preserve">|</m:t>
-          </m:r>
-          <m:r>
-            <m:t xml:space="preserve">ℳ</m:t>
-          </m:r>
-          <m:r>
-            <m:t xml:space="preserve">|</m:t>
-          </m:r>
           <m:sSup>
-            <m:e/>
+            <m:e>
+              <m:d>
+                <m:dPr>
+                  <m:begChr m:val="|"/>
+                  <m:endChr m:val="|"/>
+                </m:dPr>
+                <m:e>
+                  <m:r>
+                    <m:t xml:space="preserve">ℳ</m:t>
+                  </m:r>
+                </m:e>
+              </m:d>
+            </m:e>
             <m:sup>
               <m:r>
                 <m:t xml:space="preserve">2</m:t>
@@ -2396,77 +2689,87 @@
             </m:sup>
           </m:sSup>
           <m:r>
-            <m:t xml:space="preserve">[</m:t>
+            <m:t xml:space="preserve"> </m:t>
           </m:r>
-          <m:f>
-            <m:num>
+          <m:d>
+            <m:dPr>
+              <m:begChr m:val="["/>
+              <m:endChr m:val="]"/>
+            </m:dPr>
+            <m:e>
+              <m:f>
+                <m:num>
+                  <m:r>
+                    <m:t xml:space="preserve">8tu</m:t>
+                  </m:r>
+                </m:num>
+                <m:den>
+                  <m:sSup>
+                    <m:e>
+                      <m:r>
+                        <m:t xml:space="preserve">t</m:t>
+                      </m:r>
+                    </m:e>
+                    <m:sup>
+                      <m:r>
+                        <m:t xml:space="preserve">2</m:t>
+                      </m:r>
+                    </m:sup>
+                  </m:sSup>
+                </m:den>
+              </m:f>
               <m:r>
-                <m:t xml:space="preserve">8tu</m:t>
+                <m:t xml:space="preserve">+</m:t>
               </m:r>
-            </m:num>
-            <m:den>
-              <m:sSup>
-                <m:e>
+              <m:f>
+                <m:num>
                   <m:r>
-                    <m:t xml:space="preserve">t</m:t>
+                    <m:t xml:space="preserve">8tu</m:t>
                   </m:r>
-                </m:e>
-                <m:sup>
+                </m:num>
+                <m:den>
+                  <m:sSup>
+                    <m:e>
+                      <m:r>
+                        <m:t xml:space="preserve">u</m:t>
+                      </m:r>
+                    </m:e>
+                    <m:sup>
+                      <m:r>
+                        <m:t xml:space="preserve">2</m:t>
+                      </m:r>
+                    </m:sup>
+                  </m:sSup>
+                </m:den>
+              </m:f>
+              <m:r>
+                <m:t xml:space="preserve">+</m:t>
+              </m:r>
+              <m:f>
+                <m:num>
                   <m:r>
                     <m:t xml:space="preserve">2</m:t>
                   </m:r>
-                </m:sup>
-              </m:sSup>
-            </m:den>
-          </m:f>
-          <m:r>
-            <m:t xml:space="preserve">+</m:t>
-          </m:r>
-          <m:f>
-            <m:num>
-              <m:r>
-                <m:t xml:space="preserve">8tu</m:t>
-              </m:r>
-            </m:num>
-            <m:den>
-              <m:sSup>
-                <m:e>
+                  <m:d>
+                    <m:dPr/>
+                    <m:e>
+                      <m:r>
+                        <m:t xml:space="preserve">−</m:t>
+                      </m:r>
+                      <m:r>
+                        <m:t xml:space="preserve">8tu</m:t>
+                      </m:r>
+                    </m:e>
+                  </m:d>
+                </m:num>
+                <m:den>
                   <m:r>
-                    <m:t xml:space="preserve">u</m:t>
+                    <m:t xml:space="preserve">tu</m:t>
                   </m:r>
-                </m:e>
-                <m:sup>
-                  <m:r>
-                    <m:t xml:space="preserve">2</m:t>
-                  </m:r>
-                </m:sup>
-              </m:sSup>
-            </m:den>
-          </m:f>
-          <m:r>
-            <m:t xml:space="preserve">+</m:t>
-          </m:r>
-          <m:r>
-            <m:t xml:space="preserve">2</m:t>
-          </m:r>
-          <m:f>
-            <m:num>
-              <m:r>
-                <m:t xml:space="preserve">−</m:t>
-              </m:r>
-              <m:r>
-                <m:t xml:space="preserve">8tu</m:t>
-              </m:r>
-            </m:num>
-            <m:den>
-              <m:r>
-                <m:t xml:space="preserve">tu</m:t>
-              </m:r>
-            </m:den>
-          </m:f>
-          <m:r>
-            <m:t xml:space="preserve">]</m:t>
-          </m:r>
+                </m:den>
+              </m:f>
+            </m:e>
+          </m:d>
           <m:r>
             <m:t xml:space="preserve">=</m:t>
           </m:r>
@@ -2483,49 +2786,57 @@
             </m:sup>
           </m:sSup>
           <m:r>
-            <m:t xml:space="preserve">[</m:t>
+            <m:t xml:space="preserve"> </m:t>
           </m:r>
-          <m:f>
-            <m:num>
+          <m:d>
+            <m:dPr>
+              <m:begChr m:val="["/>
+              <m:endChr m:val="]"/>
+            </m:dPr>
+            <m:e>
+              <m:f>
+                <m:num>
+                  <m:r>
+                    <m:t xml:space="preserve">8u</m:t>
+                  </m:r>
+                </m:num>
+                <m:den>
+                  <m:r>
+                    <m:t xml:space="preserve">t</m:t>
+                  </m:r>
+                </m:den>
+              </m:f>
               <m:r>
-                <m:t xml:space="preserve">8u</m:t>
+                <m:t xml:space="preserve">+</m:t>
               </m:r>
-            </m:num>
-            <m:den>
+              <m:f>
+                <m:num>
+                  <m:r>
+                    <m:t xml:space="preserve">8t</m:t>
+                  </m:r>
+                </m:num>
+                <m:den>
+                  <m:r>
+                    <m:t xml:space="preserve">u</m:t>
+                  </m:r>
+                </m:den>
+              </m:f>
               <m:r>
-                <m:t xml:space="preserve">t</m:t>
+                <m:t xml:space="preserve">−</m:t>
               </m:r>
-            </m:den>
-          </m:f>
-          <m:r>
-            <m:t xml:space="preserve">+</m:t>
-          </m:r>
-          <m:f>
-            <m:num>
               <m:r>
-                <m:t xml:space="preserve">8t</m:t>
+                <m:t xml:space="preserve">16</m:t>
               </m:r>
-            </m:num>
-            <m:den>
-              <m:r>
-                <m:t xml:space="preserve">u</m:t>
-              </m:r>
-            </m:den>
-          </m:f>
-          <m:r>
-            <m:t xml:space="preserve">−</m:t>
-          </m:r>
-          <m:r>
-            <m:t xml:space="preserve">16</m:t>
-          </m:r>
-          <m:r>
-            <m:t xml:space="preserve">]</m:t>
-          </m:r>
+            </m:e>
+          </m:d>
           <m:r>
             <m:t xml:space="preserve">=</m:t>
           </m:r>
           <m:r>
             <m:t xml:space="preserve">8</m:t>
+          </m:r>
+          <m:r>
+            <m:t xml:space="preserve"> </m:t>
           </m:r>
           <m:sSup>
             <m:e>
@@ -2540,44 +2851,49 @@
             </m:sup>
           </m:sSup>
           <m:r>
-            <m:t xml:space="preserve">[</m:t>
+            <m:t xml:space="preserve"> </m:t>
           </m:r>
-          <m:f>
-            <m:num>
+          <m:d>
+            <m:dPr>
+              <m:begChr m:val="["/>
+              <m:endChr m:val="]"/>
+            </m:dPr>
+            <m:e>
+              <m:f>
+                <m:num>
+                  <m:r>
+                    <m:t xml:space="preserve">u</m:t>
+                  </m:r>
+                </m:num>
+                <m:den>
+                  <m:r>
+                    <m:t xml:space="preserve">t</m:t>
+                  </m:r>
+                </m:den>
+              </m:f>
               <m:r>
-                <m:t xml:space="preserve">u</m:t>
+                <m:t xml:space="preserve">+</m:t>
               </m:r>
-            </m:num>
-            <m:den>
+              <m:f>
+                <m:num>
+                  <m:r>
+                    <m:t xml:space="preserve">t</m:t>
+                  </m:r>
+                </m:num>
+                <m:den>
+                  <m:r>
+                    <m:t xml:space="preserve">u</m:t>
+                  </m:r>
+                </m:den>
+              </m:f>
               <m:r>
-                <m:t xml:space="preserve">t</m:t>
+                <m:t xml:space="preserve">−</m:t>
               </m:r>
-            </m:den>
-          </m:f>
-          <m:r>
-            <m:t xml:space="preserve">+</m:t>
-          </m:r>
-          <m:f>
-            <m:num>
               <m:r>
-                <m:t xml:space="preserve">t</m:t>
+                <m:t xml:space="preserve">2</m:t>
               </m:r>
-            </m:num>
-            <m:den>
-              <m:r>
-                <m:t xml:space="preserve">u</m:t>
-              </m:r>
-            </m:den>
-          </m:f>
-          <m:r>
-            <m:t xml:space="preserve">−</m:t>
-          </m:r>
-          <m:r>
-            <m:t xml:space="preserve">2</m:t>
-          </m:r>
-          <m:r>
-            <m:t xml:space="preserve">]</m:t>
-          </m:r>
+            </m:e>
+          </m:d>
         </m:oMath>
       </m:oMathPara>
     </w:p>
@@ -2606,19 +2922,25 @@
             </m:den>
           </m:f>
           <m:r>
+            <m:t xml:space="preserve"> </m:t>
+          </m:r>
+          <m:r>
             <m:t xml:space="preserve">Σ</m:t>
           </m:r>
-          <m:r>
-            <m:t xml:space="preserve">|</m:t>
-          </m:r>
-          <m:r>
-            <m:t xml:space="preserve">ℳ</m:t>
-          </m:r>
-          <m:r>
-            <m:t xml:space="preserve">|</m:t>
-          </m:r>
           <m:sSup>
-            <m:e/>
+            <m:e>
+              <m:d>
+                <m:dPr>
+                  <m:begChr m:val="|"/>
+                  <m:endChr m:val="|"/>
+                </m:dPr>
+                <m:e>
+                  <m:r>
+                    <m:t xml:space="preserve">ℳ</m:t>
+                  </m:r>
+                </m:e>
+              </m:d>
+            </m:e>
             <m:sup>
               <m:r>
                 <m:t xml:space="preserve">2</m:t>
@@ -2630,6 +2952,9 @@
           </m:r>
           <m:r>
             <m:t xml:space="preserve">2</m:t>
+          </m:r>
+          <m:r>
+            <m:t xml:space="preserve"> </m:t>
           </m:r>
           <m:sSup>
             <m:e>
@@ -2644,44 +2969,49 @@
             </m:sup>
           </m:sSup>
           <m:r>
-            <m:t xml:space="preserve">[</m:t>
+            <m:t xml:space="preserve"> </m:t>
           </m:r>
-          <m:f>
-            <m:num>
+          <m:d>
+            <m:dPr>
+              <m:begChr m:val="["/>
+              <m:endChr m:val="]"/>
+            </m:dPr>
+            <m:e>
+              <m:f>
+                <m:num>
+                  <m:r>
+                    <m:t xml:space="preserve">t</m:t>
+                  </m:r>
+                </m:num>
+                <m:den>
+                  <m:r>
+                    <m:t xml:space="preserve">u</m:t>
+                  </m:r>
+                </m:den>
+              </m:f>
               <m:r>
-                <m:t xml:space="preserve">t</m:t>
+                <m:t xml:space="preserve">+</m:t>
               </m:r>
-            </m:num>
-            <m:den>
+              <m:f>
+                <m:num>
+                  <m:r>
+                    <m:t xml:space="preserve">u</m:t>
+                  </m:r>
+                </m:num>
+                <m:den>
+                  <m:r>
+                    <m:t xml:space="preserve">t</m:t>
+                  </m:r>
+                </m:den>
+              </m:f>
               <m:r>
-                <m:t xml:space="preserve">u</m:t>
+                <m:t xml:space="preserve">−</m:t>
               </m:r>
-            </m:den>
-          </m:f>
-          <m:r>
-            <m:t xml:space="preserve">+</m:t>
-          </m:r>
-          <m:f>
-            <m:num>
               <m:r>
-                <m:t xml:space="preserve">u</m:t>
+                <m:t xml:space="preserve">2</m:t>
               </m:r>
-            </m:num>
-            <m:den>
-              <m:r>
-                <m:t xml:space="preserve">t</m:t>
-              </m:r>
-            </m:den>
-          </m:f>
-          <m:r>
-            <m:t xml:space="preserve">−</m:t>
-          </m:r>
-          <m:r>
-            <m:t xml:space="preserve">2</m:t>
-          </m:r>
-          <m:r>
-            <m:t xml:space="preserve">]</m:t>
-          </m:r>
+            </m:e>
+          </m:d>
         </m:oMath>
       </m:oMathPara>
     </w:p>
